--- a/ai-chat-viewer/docs/plans/2026-05-20-ai-chat-viewer-telemetry-plan.docx
+++ b/ai-chat-viewer/docs/plans/2026-05-20-ai-chat-viewer-telemetry-plan.docx
@@ -820,7 +820,9 @@
               <w:br/>
               <w:t xml:space="preserve">    businessSessionId, // 业务会话标识</w:t>
               <w:br/>
-              <w:t xml:space="preserve">    ak // 助理 appKey 或 ak</w:t>
+              <w:t xml:space="preserve">    ak, // 助理 appKey 或</w:t>
+              <w:br/>
+              <w:t xml:space="preserve">    ak</w:t>
               <w:br/>
               <w:t xml:space="preserve">  },</w:t>
               <w:br/>
@@ -904,7 +906,9 @@
               <w:br/>
               <w:t xml:space="preserve">    sessionCount, // 返回的历史会话数量</w:t>
               <w:br/>
-              <w:t xml:space="preserve">    latestWelinkSessionId // 最新会话 id</w:t>
+              <w:t xml:space="preserve">    latestWelinkSessionId, // 最新会话</w:t>
+              <w:br/>
+              <w:t xml:space="preserve">    id</w:t>
               <w:br/>
               <w:t xml:space="preserve">  },</w:t>
               <w:br/>
@@ -1048,13 +1052,17 @@
               <w:br/>
               <w:t xml:space="preserve">    questionId, // 问题卡片 id</w:t>
               <w:br/>
-              <w:t xml:space="preserve">    subagentSessionId // subagent 会话 id</w:t>
+              <w:t xml:space="preserve">    subagentSessionId, // subagent 会话</w:t>
+              <w:br/>
+              <w:t xml:space="preserve">    id</w:t>
               <w:br/>
               <w:t xml:space="preserve">  },</w:t>
               <w:br/>
               <w:t xml:space="preserve">  response: {</w:t>
               <w:br/>
-              <w:t xml:space="preserve">    messageId // 新创建的消息 id</w:t>
+              <w:t xml:space="preserve">    messageId, // 新创建的消息</w:t>
+              <w:br/>
+              <w:t xml:space="preserve">    id</w:t>
               <w:br/>
               <w:t xml:space="preserve">  },</w:t>
               <w:br/>
@@ -1122,13 +1130,17 @@
               <w:br/>
               <w:t xml:space="preserve">    response, // 权限回复结果 once / always / reject</w:t>
               <w:br/>
-              <w:t xml:space="preserve">    subagentSessionId // subagent 会话 id</w:t>
+              <w:t xml:space="preserve">    subagentSessionId, // subagent 会话</w:t>
+              <w:br/>
+              <w:t xml:space="preserve">    id</w:t>
               <w:br/>
               <w:t xml:space="preserve">  },</w:t>
               <w:br/>
               <w:t xml:space="preserve">  response: {</w:t>
               <w:br/>
-              <w:t xml:space="preserve">    permissionId // 返回的权限 id</w:t>
+              <w:t xml:space="preserve">    permissionId, // 返回的权限</w:t>
+              <w:br/>
+              <w:t xml:space="preserve">    id</w:t>
               <w:br/>
               <w:t xml:space="preserve">  },</w:t>
               <w:br/>
@@ -1562,7 +1574,9 @@
               <w:br/>
               <w:t xml:space="preserve">    welinkSessionId, // 当前会话 id</w:t>
               <w:br/>
-              <w:t xml:space="preserve">    subagentSessionId // subagent 会话 id</w:t>
+              <w:t xml:space="preserve">    subagentSessionId, // subagent 会话</w:t>
+              <w:br/>
+              <w:t xml:space="preserve">    id</w:t>
               <w:br/>
               <w:t xml:space="preserve">  },</w:t>
               <w:br/>

--- a/ai-chat-viewer/docs/plans/2026-05-20-ai-chat-viewer-telemetry-plan.docx
+++ b/ai-chat-viewer/docs/plans/2026-05-20-ai-chat-viewer-telemetry-plan.docx
@@ -22,7 +22,7 @@
         <w:spacing w:after="80"/>
       </w:pPr>
       <w:r>
-        <w:t>目标：快速梳理 `ai-chat-viewer` 已有埋码、待新增埋码，以及各自的使用场景和上报数据。</w:t>
+        <w:t>目标：同步当前 `ai-chat-viewer` 代码里已经落地的埋码，作为实现对照表。</w:t>
       </w:r>
     </w:p>
     <w:p>
@@ -34,652 +34,44 @@
         <w:rPr>
           <w:rFonts w:ascii="Arial" w:hAnsi="Arial"/>
         </w:rPr>
-        <w:t>埋码总表</w:t>
+        <w:t>统一说明</w:t>
       </w:r>
     </w:p>
-    <w:tbl>
-      <w:tblPr>
-        <w:tblStyle w:val="TableGrid"/>
-        <w:tblW w:type="auto" w:w="0"/>
-        <w:jc w:val="center"/>
-        <w:tblLook w:firstColumn="1" w:firstRow="1" w:lastColumn="0" w:lastRow="0" w:noHBand="0" w:noVBand="1" w:val="04A0"/>
-      </w:tblPr>
-      <w:tblGrid>
-        <w:gridCol w:w="2556"/>
-        <w:gridCol w:w="2556"/>
-        <w:gridCol w:w="2556"/>
-        <w:gridCol w:w="2556"/>
-      </w:tblGrid>
-      <w:tr>
-        <w:tc>
-          <w:tcPr>
-            <w:tcW w:type="dxa" w:w="2556"/>
-            <w:shd w:fill="D9EAF7"/>
-          </w:tcPr>
-          <w:p>
-            <w:r>
-              <w:rPr>
-                <w:b/>
-              </w:rPr>
-              <w:t>状态</w:t>
-            </w:r>
-          </w:p>
-        </w:tc>
-        <w:tc>
-          <w:tcPr>
-            <w:tcW w:type="dxa" w:w="2556"/>
-            <w:shd w:fill="D9EAF7"/>
-          </w:tcPr>
-          <w:p>
-            <w:r>
-              <w:rPr>
-                <w:b/>
-              </w:rPr>
-              <w:t>埋码 / 日志</w:t>
-            </w:r>
-          </w:p>
-        </w:tc>
-        <w:tc>
-          <w:tcPr>
-            <w:tcW w:type="dxa" w:w="2556"/>
-            <w:shd w:fill="D9EAF7"/>
-          </w:tcPr>
-          <w:p>
-            <w:r>
-              <w:rPr>
-                <w:b/>
-              </w:rPr>
-              <w:t>场景</w:t>
-            </w:r>
-          </w:p>
-        </w:tc>
-        <w:tc>
-          <w:tcPr>
-            <w:tcW w:type="dxa" w:w="2556"/>
-            <w:shd w:fill="D9EAF7"/>
-          </w:tcPr>
-          <w:p>
-            <w:r>
-              <w:rPr>
-                <w:b/>
-              </w:rPr>
-              <w:t>数据</w:t>
-            </w:r>
-          </w:p>
-        </w:tc>
-      </w:tr>
-      <w:tr>
-        <w:tc>
-          <w:tcPr>
-            <w:tcW w:type="dxa" w:w="2556"/>
-          </w:tcPr>
-          <w:p>
-            <w:r>
-              <w:t>已有</w:t>
-            </w:r>
-          </w:p>
-        </w:tc>
-        <w:tc>
-          <w:tcPr>
-            <w:tcW w:type="dxa" w:w="2556"/>
-          </w:tcPr>
-          <w:p>
-            <w:r>
-              <w:t>`WeLog`</w:t>
-            </w:r>
-          </w:p>
-        </w:tc>
-        <w:tc>
-          <w:tcPr>
-            <w:tcW w:type="dxa" w:w="2556"/>
-          </w:tcPr>
-          <w:p>
-            <w:r>
-              <w:t>接口失败、运行异常、调试日志</w:t>
-            </w:r>
-          </w:p>
-        </w:tc>
-        <w:tc>
-          <w:tcPr>
-            <w:tcW w:type="dxa" w:w="2556"/>
-          </w:tcPr>
-          <w:p>
-            <w:r>
-              <w:t>{</w:t>
-              <w:br/>
-              <w:t xml:space="preserve">  content,</w:t>
-              <w:br/>
-              <w:t xml:space="preserve">  type,</w:t>
-              <w:br/>
-              <w:t xml:space="preserve">  errorMessage</w:t>
-              <w:br/>
-              <w:t>}</w:t>
-            </w:r>
-          </w:p>
-        </w:tc>
-      </w:tr>
-      <w:tr>
-        <w:tc>
-          <w:tcPr>
-            <w:tcW w:type="dxa" w:w="2556"/>
-          </w:tcPr>
-          <w:p>
-            <w:r>
-              <w:t>已有</w:t>
-            </w:r>
-          </w:p>
-        </w:tc>
-        <w:tc>
-          <w:tcPr>
-            <w:tcW w:type="dxa" w:w="2556"/>
-          </w:tcPr>
-          <w:p>
-            <w:r>
-              <w:t>`activate_select_assistant_click`</w:t>
-            </w:r>
-          </w:p>
-        </w:tc>
-        <w:tc>
-          <w:tcPr>
-            <w:tcW w:type="dxa" w:w="2556"/>
-          </w:tcPr>
-          <w:p>
-            <w:r>
-              <w:t>选择助理</w:t>
-            </w:r>
-          </w:p>
-        </w:tc>
-        <w:tc>
-          <w:tcPr>
-            <w:tcW w:type="dxa" w:w="2556"/>
-          </w:tcPr>
-          <w:p>
-            <w:r>
-              <w:t>{</w:t>
-              <w:br/>
-              <w:t xml:space="preserve">  clientType,</w:t>
-              <w:br/>
-              <w:t xml:space="preserve">  entry,</w:t>
-              <w:br/>
-              <w:t xml:space="preserve">  operationTime</w:t>
-              <w:br/>
-              <w:t>}</w:t>
-            </w:r>
-          </w:p>
-        </w:tc>
-      </w:tr>
-      <w:tr>
-        <w:tc>
-          <w:tcPr>
-            <w:tcW w:type="dxa" w:w="2556"/>
-          </w:tcPr>
-          <w:p>
-            <w:r>
-              <w:t>已有</w:t>
-            </w:r>
-          </w:p>
-        </w:tc>
-        <w:tc>
-          <w:tcPr>
-            <w:tcW w:type="dxa" w:w="2556"/>
-          </w:tcPr>
-          <w:p>
-            <w:r>
-              <w:t>`select_assistant_create_click`</w:t>
-            </w:r>
-          </w:p>
-        </w:tc>
-        <w:tc>
-          <w:tcPr>
-            <w:tcW w:type="dxa" w:w="2556"/>
-          </w:tcPr>
-          <w:p>
-            <w:r>
-              <w:t>创建助理</w:t>
-            </w:r>
-          </w:p>
-        </w:tc>
-        <w:tc>
-          <w:tcPr>
-            <w:tcW w:type="dxa" w:w="2556"/>
-          </w:tcPr>
-          <w:p>
-            <w:r>
-              <w:t>{</w:t>
-              <w:br/>
-              <w:t xml:space="preserve">  clientType,</w:t>
-              <w:br/>
-              <w:t xml:space="preserve">  entry,</w:t>
-              <w:br/>
-              <w:t xml:space="preserve">  operationTime</w:t>
-              <w:br/>
-              <w:t>}</w:t>
-            </w:r>
-          </w:p>
-        </w:tc>
-      </w:tr>
-      <w:tr>
-        <w:tc>
-          <w:tcPr>
-            <w:tcW w:type="dxa" w:w="2556"/>
-          </w:tcPr>
-          <w:p>
-            <w:r>
-              <w:t>已有</w:t>
-            </w:r>
-          </w:p>
-        </w:tc>
-        <w:tc>
-          <w:tcPr>
-            <w:tcW w:type="dxa" w:w="2556"/>
-          </w:tcPr>
-          <w:p>
-            <w:r>
-              <w:t>`select_assistant_start_click`</w:t>
-            </w:r>
-          </w:p>
-        </w:tc>
-        <w:tc>
-          <w:tcPr>
-            <w:tcW w:type="dxa" w:w="2556"/>
-          </w:tcPr>
-          <w:p>
-            <w:r>
-              <w:t>开始使用</w:t>
-            </w:r>
-          </w:p>
-        </w:tc>
-        <w:tc>
-          <w:tcPr>
-            <w:tcW w:type="dxa" w:w="2556"/>
-          </w:tcPr>
-          <w:p>
-            <w:r>
-              <w:t>{</w:t>
-              <w:br/>
-              <w:t xml:space="preserve">  clientType,</w:t>
-              <w:br/>
-              <w:t xml:space="preserve">  entry,</w:t>
-              <w:br/>
-              <w:t xml:space="preserve">  operationTime</w:t>
-              <w:br/>
-              <w:t>}</w:t>
-            </w:r>
-          </w:p>
-        </w:tc>
-      </w:tr>
-      <w:tr>
-        <w:tc>
-          <w:tcPr>
-            <w:tcW w:type="dxa" w:w="2556"/>
-          </w:tcPr>
-          <w:p>
-            <w:r>
-              <w:t>已有</w:t>
-            </w:r>
-          </w:p>
-        </w:tc>
-        <w:tc>
-          <w:tcPr>
-            <w:tcW w:type="dxa" w:w="2556"/>
-          </w:tcPr>
-          <w:p>
-            <w:r>
-              <w:t>`switch_assistant_confirm_click`</w:t>
-            </w:r>
-          </w:p>
-        </w:tc>
-        <w:tc>
-          <w:tcPr>
-            <w:tcW w:type="dxa" w:w="2556"/>
-          </w:tcPr>
-          <w:p>
-            <w:r>
-              <w:t>确认切换助理</w:t>
-            </w:r>
-          </w:p>
-        </w:tc>
-        <w:tc>
-          <w:tcPr>
-            <w:tcW w:type="dxa" w:w="2556"/>
-          </w:tcPr>
-          <w:p>
-            <w:r>
-              <w:t>{</w:t>
-              <w:br/>
-              <w:t xml:space="preserve">  clientType,</w:t>
-              <w:br/>
-              <w:t xml:space="preserve">  entry,</w:t>
-              <w:br/>
-              <w:t xml:space="preserve">  operationTime</w:t>
-              <w:br/>
-              <w:t>}</w:t>
-            </w:r>
-          </w:p>
-        </w:tc>
-      </w:tr>
-      <w:tr>
-        <w:tc>
-          <w:tcPr>
-            <w:tcW w:type="dxa" w:w="2556"/>
-          </w:tcPr>
-          <w:p>
-            <w:r>
-              <w:t>已有</w:t>
-            </w:r>
-          </w:p>
-        </w:tc>
-        <w:tc>
-          <w:tcPr>
-            <w:tcW w:type="dxa" w:w="2556"/>
-          </w:tcPr>
-          <w:p>
-            <w:r>
-              <w:t>`weagent_history_click`</w:t>
-            </w:r>
-          </w:p>
-        </w:tc>
-        <w:tc>
-          <w:tcPr>
-            <w:tcW w:type="dxa" w:w="2556"/>
-          </w:tcPr>
-          <w:p>
-            <w:r>
-              <w:t>打开历史会话</w:t>
-            </w:r>
-          </w:p>
-        </w:tc>
-        <w:tc>
-          <w:tcPr>
-            <w:tcW w:type="dxa" w:w="2556"/>
-          </w:tcPr>
-          <w:p>
-            <w:r>
-              <w:t>{</w:t>
-              <w:br/>
-              <w:t xml:space="preserve">  clientType,</w:t>
-              <w:br/>
-              <w:t xml:space="preserve">  entry,</w:t>
-              <w:br/>
-              <w:t xml:space="preserve">  operationTime</w:t>
-              <w:br/>
-              <w:t>}</w:t>
-            </w:r>
-          </w:p>
-        </w:tc>
-      </w:tr>
-      <w:tr>
-        <w:tc>
-          <w:tcPr>
-            <w:tcW w:type="dxa" w:w="2556"/>
-          </w:tcPr>
-          <w:p>
-            <w:r>
-              <w:t>已有</w:t>
-            </w:r>
-          </w:p>
-        </w:tc>
-        <w:tc>
-          <w:tcPr>
-            <w:tcW w:type="dxa" w:w="2556"/>
-          </w:tcPr>
-          <w:p>
-            <w:r>
-              <w:t>`weagent_create_session_click`</w:t>
-            </w:r>
-          </w:p>
-        </w:tc>
-        <w:tc>
-          <w:tcPr>
-            <w:tcW w:type="dxa" w:w="2556"/>
-          </w:tcPr>
-          <w:p>
-            <w:r>
-              <w:t>创建会话</w:t>
-            </w:r>
-          </w:p>
-        </w:tc>
-        <w:tc>
-          <w:tcPr>
-            <w:tcW w:type="dxa" w:w="2556"/>
-          </w:tcPr>
-          <w:p>
-            <w:r>
-              <w:t>{</w:t>
-              <w:br/>
-              <w:t xml:space="preserve">  clientType,</w:t>
-              <w:br/>
-              <w:t xml:space="preserve">  entry,</w:t>
-              <w:br/>
-              <w:t xml:space="preserve">  operationTime</w:t>
-              <w:br/>
-              <w:t>}</w:t>
-            </w:r>
-          </w:p>
-        </w:tc>
-      </w:tr>
-      <w:tr>
-        <w:tc>
-          <w:tcPr>
-            <w:tcW w:type="dxa" w:w="2556"/>
-          </w:tcPr>
-          <w:p>
-            <w:r>
-              <w:t>待新增</w:t>
-            </w:r>
-          </w:p>
-        </w:tc>
-        <w:tc>
-          <w:tcPr>
-            <w:tcW w:type="dxa" w:w="2556"/>
-          </w:tcPr>
-          <w:p>
-            <w:r>
-              <w:t>`api_*` 系列</w:t>
-            </w:r>
-          </w:p>
-        </w:tc>
-        <w:tc>
-          <w:tcPr>
-            <w:tcW w:type="dxa" w:w="2556"/>
-          </w:tcPr>
-          <w:p>
-            <w:r>
-              <w:t>所有请求服务端的接口成功 / 失败</w:t>
-            </w:r>
-          </w:p>
-        </w:tc>
-        <w:tc>
-          <w:tcPr>
-            <w:tcW w:type="dxa" w:w="2556"/>
-          </w:tcPr>
-          <w:p>
-            <w:r>
-              <w:t>{</w:t>
-              <w:br/>
-              <w:t xml:space="preserve">  type,</w:t>
-              <w:br/>
-              <w:t xml:space="preserve">  requestData,</w:t>
-              <w:br/>
-              <w:t xml:space="preserve">  responseData</w:t>
-              <w:br/>
-              <w:t>}</w:t>
-            </w:r>
-          </w:p>
-        </w:tc>
-      </w:tr>
-      <w:tr>
-        <w:tc>
-          <w:tcPr>
-            <w:tcW w:type="dxa" w:w="2556"/>
-          </w:tcPr>
-          <w:p>
-            <w:r>
-              <w:t>待新增</w:t>
-            </w:r>
-          </w:p>
-        </w:tc>
-        <w:tc>
-          <w:tcPr>
-            <w:tcW w:type="dxa" w:w="2556"/>
-          </w:tcPr>
-          <w:p>
-            <w:r>
-              <w:t>`*_click` 补充项</w:t>
-            </w:r>
-          </w:p>
-        </w:tc>
-        <w:tc>
-          <w:tcPr>
-            <w:tcW w:type="dxa" w:w="2556"/>
-          </w:tcPr>
-          <w:p>
-            <w:r>
-              <w:t>发送消息、停止生成、发送到 IM、最小化、关闭、复制、编辑、删除、权限按钮、问题卡片</w:t>
-            </w:r>
-          </w:p>
-        </w:tc>
-        <w:tc>
-          <w:tcPr>
-            <w:tcW w:type="dxa" w:w="2556"/>
-          </w:tcPr>
-          <w:p>
-            <w:r>
-              <w:t>{</w:t>
-              <w:br/>
-              <w:t xml:space="preserve">  page,</w:t>
-              <w:br/>
-              <w:t xml:space="preserve">  clientType,</w:t>
-              <w:br/>
-              <w:t xml:space="preserve">  entry,</w:t>
-              <w:br/>
-              <w:t xml:space="preserve">  operationTime,</w:t>
-              <w:br/>
-              <w:t xml:space="preserve">  bizData</w:t>
-              <w:br/>
-              <w:t>}</w:t>
-            </w:r>
-          </w:p>
-        </w:tc>
-      </w:tr>
-      <w:tr>
-        <w:tc>
-          <w:tcPr>
-            <w:tcW w:type="dxa" w:w="2556"/>
-          </w:tcPr>
-          <w:p>
-            <w:r>
-              <w:t>待新增</w:t>
-            </w:r>
-          </w:p>
-        </w:tc>
-        <w:tc>
-          <w:tcPr>
-            <w:tcW w:type="dxa" w:w="2556"/>
-          </w:tcPr>
-          <w:p>
-            <w:r>
-              <w:t>`flow_*`</w:t>
-            </w:r>
-          </w:p>
-        </w:tc>
-        <w:tc>
-          <w:tcPr>
-            <w:tcW w:type="dxa" w:w="2556"/>
-          </w:tcPr>
-          <w:p>
-            <w:r>
-              <w:t>会话初始化、历史消息加载、onMessage 消息开始 / 结束 / 错误、AI 回复完成 / 失败、创建 / 编辑 / 删除助理结果</w:t>
-            </w:r>
-          </w:p>
-        </w:tc>
-        <w:tc>
-          <w:tcPr>
-            <w:tcW w:type="dxa" w:w="2556"/>
-          </w:tcPr>
-          <w:p>
-            <w:r>
-              <w:t>{</w:t>
-              <w:br/>
-              <w:t xml:space="preserve">  type,</w:t>
-              <w:br/>
-              <w:t xml:space="preserve">  errorCode,</w:t>
-              <w:br/>
-              <w:t xml:space="preserve">  errorMessage,</w:t>
-              <w:br/>
-              <w:t xml:space="preserve">  bizData</w:t>
-              <w:br/>
-              <w:t>}</w:t>
-            </w:r>
-          </w:p>
-        </w:tc>
-      </w:tr>
-      <w:tr>
-        <w:tc>
-          <w:tcPr>
-            <w:tcW w:type="dxa" w:w="2556"/>
-          </w:tcPr>
-          <w:p>
-            <w:r>
-              <w:t>待新增</w:t>
-            </w:r>
-          </w:p>
-        </w:tc>
-        <w:tc>
-          <w:tcPr>
-            <w:tcW w:type="dxa" w:w="2556"/>
-          </w:tcPr>
-          <w:p>
-            <w:r>
-              <w:t>`browser_js_error`</w:t>
-            </w:r>
-          </w:p>
-        </w:tc>
-        <w:tc>
-          <w:tcPr>
-            <w:tcW w:type="dxa" w:w="2556"/>
-          </w:tcPr>
-          <w:p>
-            <w:r>
-              <w:t>浏览器脚本运行时异常</w:t>
-            </w:r>
-          </w:p>
-        </w:tc>
-        <w:tc>
-          <w:tcPr>
-            <w:tcW w:type="dxa" w:w="2556"/>
-          </w:tcPr>
-          <w:p>
-            <w:r>
-              <w:t>{</w:t>
-              <w:br/>
-              <w:t xml:space="preserve">  page,</w:t>
-              <w:br/>
-              <w:t xml:space="preserve">  clientType,</w:t>
-              <w:br/>
-              <w:t xml:space="preserve">  entry,</w:t>
-              <w:br/>
-              <w:t xml:space="preserve">  errorType,</w:t>
-              <w:br/>
-              <w:t xml:space="preserve">  message,</w:t>
-              <w:br/>
-              <w:t xml:space="preserve">  filename,</w:t>
-              <w:br/>
-              <w:t xml:space="preserve">  lineno,</w:t>
-              <w:br/>
-              <w:t xml:space="preserve">  colno,</w:t>
-              <w:br/>
-              <w:t xml:space="preserve">  stack,</w:t>
-              <w:br/>
-              <w:t xml:space="preserve">  operationTime</w:t>
-              <w:br/>
-              <w:t>}</w:t>
-            </w:r>
-          </w:p>
-        </w:tc>
-      </w:tr>
-    </w:tbl>
-    <w:p/>
+    <w:p>
+      <w:pPr>
+        <w:pStyle w:val="ListBullet"/>
+        <w:spacing w:after="40"/>
+      </w:pPr>
+      <w:r>
+        <w:t>点击埋码通过 `reportUemEvent` 上报。</w:t>
+      </w:r>
+    </w:p>
+    <w:p>
+      <w:pPr>
+        <w:pStyle w:val="ListBullet"/>
+        <w:spacing w:after="40"/>
+      </w:pPr>
+      <w:r>
+        <w:t>接口成功 / 失败埋码统一收口在 `uemUtil.ts`，由 `hwext.ts` 调用。</w:t>
+      </w:r>
+    </w:p>
+    <w:p>
+      <w:pPr>
+        <w:pStyle w:val="ListBullet"/>
+        <w:spacing w:after="40"/>
+      </w:pPr>
+      <w:r>
+        <w:t>公共字段来源：</w:t>
+      </w:r>
+    </w:p>
+    <w:p>
+      <w:pPr>
+        <w:spacing w:after="80"/>
+      </w:pPr>
+      <w:r>
+        <w:t>- `clientType`：`HWH5.getDeviceInfo().osType` - `versionName`：`HWH5.getAppInfo().versionName` - `environment`：`HWH5.getAppInfo().environment` - `entry`：固定为 `WeAgent` - `operationTime`：触发时的时间戳</w:t>
+      </w:r>
+    </w:p>
     <w:p>
       <w:pPr>
         <w:pStyle w:val="Heading1"/>
@@ -689,7 +81,7 @@
         <w:rPr>
           <w:rFonts w:ascii="Arial" w:hAnsi="Arial"/>
         </w:rPr>
-        <w:t>待新增埋码明细</w:t>
+        <w:t>已实现埋码总表</w:t>
       </w:r>
     </w:p>
     <w:tbl>
@@ -770,6 +162,364 @@
           </w:tcPr>
           <w:p>
             <w:r>
+              <w:t>点击</w:t>
+            </w:r>
+          </w:p>
+        </w:tc>
+        <w:tc>
+          <w:tcPr>
+            <w:tcW w:type="dxa" w:w="2556"/>
+          </w:tcPr>
+          <w:p>
+            <w:r>
+              <w:t>`activate_select_assistant_click`</w:t>
+            </w:r>
+          </w:p>
+        </w:tc>
+        <w:tc>
+          <w:tcPr>
+            <w:tcW w:type="dxa" w:w="2556"/>
+          </w:tcPr>
+          <w:p>
+            <w:r>
+              <w:t>激活页点击“选择助理”</w:t>
+            </w:r>
+          </w:p>
+        </w:tc>
+        <w:tc>
+          <w:tcPr>
+            <w:tcW w:type="dxa" w:w="2556"/>
+          </w:tcPr>
+          <w:p>
+            <w:r>
+              <w:t>{</w:t>
+              <w:br/>
+              <w:t xml:space="preserve">  entry, // 固定 WeAgent</w:t>
+              <w:br/>
+              <w:t xml:space="preserve">  operationTime // 操作时间戳</w:t>
+              <w:br/>
+              <w:t>}</w:t>
+            </w:r>
+          </w:p>
+        </w:tc>
+      </w:tr>
+      <w:tr>
+        <w:tc>
+          <w:tcPr>
+            <w:tcW w:type="dxa" w:w="2556"/>
+          </w:tcPr>
+          <w:p>
+            <w:r>
+              <w:t>点击</w:t>
+            </w:r>
+          </w:p>
+        </w:tc>
+        <w:tc>
+          <w:tcPr>
+            <w:tcW w:type="dxa" w:w="2556"/>
+          </w:tcPr>
+          <w:p>
+            <w:r>
+              <w:t>`select_assistant_create_click`</w:t>
+            </w:r>
+          </w:p>
+        </w:tc>
+        <w:tc>
+          <w:tcPr>
+            <w:tcW w:type="dxa" w:w="2556"/>
+          </w:tcPr>
+          <w:p>
+            <w:r>
+              <w:t>选择助理页点击“创建助理”</w:t>
+            </w:r>
+          </w:p>
+        </w:tc>
+        <w:tc>
+          <w:tcPr>
+            <w:tcW w:type="dxa" w:w="2556"/>
+          </w:tcPr>
+          <w:p>
+            <w:r>
+              <w:t>{</w:t>
+              <w:br/>
+              <w:t xml:space="preserve">  entry, // 固定 WeAgent</w:t>
+              <w:br/>
+              <w:t xml:space="preserve">  operationTime // 操作时间戳</w:t>
+              <w:br/>
+              <w:t>}</w:t>
+            </w:r>
+          </w:p>
+        </w:tc>
+      </w:tr>
+      <w:tr>
+        <w:tc>
+          <w:tcPr>
+            <w:tcW w:type="dxa" w:w="2556"/>
+          </w:tcPr>
+          <w:p>
+            <w:r>
+              <w:t>点击</w:t>
+            </w:r>
+          </w:p>
+        </w:tc>
+        <w:tc>
+          <w:tcPr>
+            <w:tcW w:type="dxa" w:w="2556"/>
+          </w:tcPr>
+          <w:p>
+            <w:r>
+              <w:t>`select_assistant_start_click`</w:t>
+            </w:r>
+          </w:p>
+        </w:tc>
+        <w:tc>
+          <w:tcPr>
+            <w:tcW w:type="dxa" w:w="2556"/>
+          </w:tcPr>
+          <w:p>
+            <w:r>
+              <w:t>选择助理页点击“开始使用”</w:t>
+            </w:r>
+          </w:p>
+        </w:tc>
+        <w:tc>
+          <w:tcPr>
+            <w:tcW w:type="dxa" w:w="2556"/>
+          </w:tcPr>
+          <w:p>
+            <w:r>
+              <w:t>{</w:t>
+              <w:br/>
+              <w:t xml:space="preserve">  entry, // 固定 WeAgent</w:t>
+              <w:br/>
+              <w:t xml:space="preserve">  operationTime // 操作时间戳</w:t>
+              <w:br/>
+              <w:t>}</w:t>
+            </w:r>
+          </w:p>
+        </w:tc>
+      </w:tr>
+      <w:tr>
+        <w:tc>
+          <w:tcPr>
+            <w:tcW w:type="dxa" w:w="2556"/>
+          </w:tcPr>
+          <w:p>
+            <w:r>
+              <w:t>点击</w:t>
+            </w:r>
+          </w:p>
+        </w:tc>
+        <w:tc>
+          <w:tcPr>
+            <w:tcW w:type="dxa" w:w="2556"/>
+          </w:tcPr>
+          <w:p>
+            <w:r>
+              <w:t>`switch_assistant_confirm_click`</w:t>
+            </w:r>
+          </w:p>
+        </w:tc>
+        <w:tc>
+          <w:tcPr>
+            <w:tcW w:type="dxa" w:w="2556"/>
+          </w:tcPr>
+          <w:p>
+            <w:r>
+              <w:t>切换助理页点击“确认切换”</w:t>
+            </w:r>
+          </w:p>
+        </w:tc>
+        <w:tc>
+          <w:tcPr>
+            <w:tcW w:type="dxa" w:w="2556"/>
+          </w:tcPr>
+          <w:p>
+            <w:r>
+              <w:t>{</w:t>
+              <w:br/>
+              <w:t xml:space="preserve">  entry, // 固定 WeAgent</w:t>
+              <w:br/>
+              <w:t xml:space="preserve">  operationTime // 操作时间戳</w:t>
+              <w:br/>
+              <w:t>}</w:t>
+            </w:r>
+          </w:p>
+        </w:tc>
+      </w:tr>
+      <w:tr>
+        <w:tc>
+          <w:tcPr>
+            <w:tcW w:type="dxa" w:w="2556"/>
+          </w:tcPr>
+          <w:p>
+            <w:r>
+              <w:t>点击</w:t>
+            </w:r>
+          </w:p>
+        </w:tc>
+        <w:tc>
+          <w:tcPr>
+            <w:tcW w:type="dxa" w:w="2556"/>
+          </w:tcPr>
+          <w:p>
+            <w:r>
+              <w:t>`weagent_history_click`</w:t>
+            </w:r>
+          </w:p>
+        </w:tc>
+        <w:tc>
+          <w:tcPr>
+            <w:tcW w:type="dxa" w:w="2556"/>
+          </w:tcPr>
+          <w:p>
+            <w:r>
+              <w:t>WeAgentCUI 点击历史会话</w:t>
+            </w:r>
+          </w:p>
+        </w:tc>
+        <w:tc>
+          <w:tcPr>
+            <w:tcW w:type="dxa" w:w="2556"/>
+          </w:tcPr>
+          <w:p>
+            <w:r>
+              <w:t>{</w:t>
+              <w:br/>
+              <w:t xml:space="preserve">  entry, // 固定 WeAgent</w:t>
+              <w:br/>
+              <w:t xml:space="preserve">  operationTime, // 操作时间戳</w:t>
+              <w:br/>
+              <w:t xml:space="preserve">  page: 'weAgentCUI', // 页面</w:t>
+              <w:br/>
+              <w:t xml:space="preserve">  assistantAccount // 助理账号</w:t>
+              <w:br/>
+              <w:t>}</w:t>
+            </w:r>
+          </w:p>
+        </w:tc>
+      </w:tr>
+      <w:tr>
+        <w:tc>
+          <w:tcPr>
+            <w:tcW w:type="dxa" w:w="2556"/>
+          </w:tcPr>
+          <w:p>
+            <w:r>
+              <w:t>点击</w:t>
+            </w:r>
+          </w:p>
+        </w:tc>
+        <w:tc>
+          <w:tcPr>
+            <w:tcW w:type="dxa" w:w="2556"/>
+          </w:tcPr>
+          <w:p>
+            <w:r>
+              <w:t>`weagent_create_session_click`</w:t>
+            </w:r>
+          </w:p>
+        </w:tc>
+        <w:tc>
+          <w:tcPr>
+            <w:tcW w:type="dxa" w:w="2556"/>
+          </w:tcPr>
+          <w:p>
+            <w:r>
+              <w:t>WeAgentCUI 点击创建会话</w:t>
+            </w:r>
+          </w:p>
+        </w:tc>
+        <w:tc>
+          <w:tcPr>
+            <w:tcW w:type="dxa" w:w="2556"/>
+          </w:tcPr>
+          <w:p>
+            <w:r>
+              <w:t>{</w:t>
+              <w:br/>
+              <w:t xml:space="preserve">  entry, // 固定 WeAgent</w:t>
+              <w:br/>
+              <w:t xml:space="preserve">  operationTime, // 操作时间戳</w:t>
+              <w:br/>
+              <w:t xml:space="preserve">  page: 'weAgentCUI', // 页面</w:t>
+              <w:br/>
+              <w:t xml:space="preserve">  assistantAccount, // 助理账号</w:t>
+              <w:br/>
+              <w:t xml:space="preserve">  bizRobotTag, // 助理标签</w:t>
+              <w:br/>
+              <w:t xml:space="preserve">  type: 'ok' | 'error' // 创建会话触发结果</w:t>
+              <w:br/>
+              <w:t>}</w:t>
+            </w:r>
+          </w:p>
+        </w:tc>
+      </w:tr>
+      <w:tr>
+        <w:tc>
+          <w:tcPr>
+            <w:tcW w:type="dxa" w:w="2556"/>
+          </w:tcPr>
+          <w:p>
+            <w:r>
+              <w:t>点击</w:t>
+            </w:r>
+          </w:p>
+        </w:tc>
+        <w:tc>
+          <w:tcPr>
+            <w:tcW w:type="dxa" w:w="2556"/>
+          </w:tcPr>
+          <w:p>
+            <w:r>
+              <w:t>`weagent_send_message_click`</w:t>
+            </w:r>
+          </w:p>
+        </w:tc>
+        <w:tc>
+          <w:tcPr>
+            <w:tcW w:type="dxa" w:w="2556"/>
+          </w:tcPr>
+          <w:p>
+            <w:r>
+              <w:t>WeAgentCUI / skillCUI 点击发送消息；仅 WeAgentCUI 额外带助理标识</w:t>
+            </w:r>
+          </w:p>
+        </w:tc>
+        <w:tc>
+          <w:tcPr>
+            <w:tcW w:type="dxa" w:w="2556"/>
+          </w:tcPr>
+          <w:p>
+            <w:r>
+              <w:t>{</w:t>
+              <w:br/>
+              <w:t xml:space="preserve">  entry, // 固定 WeAgent</w:t>
+              <w:br/>
+              <w:t xml:space="preserve">  operationTime, // 操作时间戳</w:t>
+              <w:br/>
+              <w:t xml:space="preserve">  page: 'weAgentCUI' | 'skillCUI', // 页面</w:t>
+              <w:br/>
+              <w:t xml:space="preserve">  welinkSessionId, // 当前会话 id</w:t>
+              <w:br/>
+              <w:t xml:space="preserve">  robot_Id, // 仅 WeAgentCUI：助理/机器人标识</w:t>
+              <w:br/>
+              <w:t xml:space="preserve">  bizRobotId, // 仅 WeAgentCUI：业务机器人标识</w:t>
+              <w:br/>
+              <w:t xml:space="preserve">  contentLength // 消息长度，不上报原文</w:t>
+              <w:br/>
+              <w:t>}</w:t>
+            </w:r>
+          </w:p>
+        </w:tc>
+      </w:tr>
+      <w:tr>
+        <w:tc>
+          <w:tcPr>
+            <w:tcW w:type="dxa" w:w="2556"/>
+          </w:tcPr>
+          <w:p>
+            <w:r>
               <w:t>接口</w:t>
             </w:r>
           </w:p>
@@ -808,7 +558,11 @@
               <w:br/>
               <w:t xml:space="preserve">  environment, // 环境</w:t>
               <w:br/>
-              <w:t xml:space="preserve">  type: 'ok' | 'error', // 接口结果标识；成功为 ok，失败为 error</w:t>
+              <w:t xml:space="preserve">  entry, // 固定 WeAgent</w:t>
+              <w:br/>
+              <w:t xml:space="preserve">  operationTime, // 操作时间戳</w:t>
+              <w:br/>
+              <w:t xml:space="preserve">  type: 'ok' | 'error', // 结果</w:t>
               <w:br/>
               <w:t xml:space="preserve">  request: {</w:t>
               <w:br/>
@@ -820,7 +574,7 @@
               <w:br/>
               <w:t xml:space="preserve">    businessSessionId, // 业务会话标识</w:t>
               <w:br/>
-              <w:t xml:space="preserve">    ak, // 助理 appKey 或</w:t>
+              <w:t xml:space="preserve">    ak, // appKey /</w:t>
               <w:br/>
               <w:t xml:space="preserve">    ak</w:t>
               <w:br/>
@@ -828,7 +582,7 @@
               <w:br/>
               <w:t xml:space="preserve">  response: {</w:t>
               <w:br/>
-              <w:t xml:space="preserve">    welinkSessionId, // 创建成功后的会话 id</w:t>
+              <w:t xml:space="preserve">    welinkSessionId, // 会话 id</w:t>
               <w:br/>
               <w:t xml:space="preserve">    status // 会话状态</w:t>
               <w:br/>
@@ -882,13 +636,17 @@
             <w:r>
               <w:t>{</w:t>
               <w:br/>
-              <w:t xml:space="preserve">  clientType, // 端类型</w:t>
-              <w:br/>
-              <w:t xml:space="preserve">  versionName, // 应用版本名称</w:t>
-              <w:br/>
-              <w:t xml:space="preserve">  environment, // 环境</w:t>
-              <w:br/>
-              <w:t xml:space="preserve">  type: 'ok' | 'error', // 接口结果标识</w:t>
+              <w:t xml:space="preserve">  clientType,</w:t>
+              <w:br/>
+              <w:t xml:space="preserve">  versionName,</w:t>
+              <w:br/>
+              <w:t xml:space="preserve">  environment,</w:t>
+              <w:br/>
+              <w:t xml:space="preserve">  entry,</w:t>
+              <w:br/>
+              <w:t xml:space="preserve">  operationTime,</w:t>
+              <w:br/>
+              <w:t xml:space="preserve">  type: 'ok' | 'error',</w:t>
               <w:br/>
               <w:t xml:space="preserve">  request: {</w:t>
               <w:br/>
@@ -898,13 +656,13 @@
               <w:br/>
               <w:t xml:space="preserve">    page, // 页码</w:t>
               <w:br/>
-              <w:t xml:space="preserve">    size // 每页数量</w:t>
+              <w:t xml:space="preserve">    size // 分页大小</w:t>
               <w:br/>
               <w:t xml:space="preserve">  },</w:t>
               <w:br/>
               <w:t xml:space="preserve">  response: {</w:t>
               <w:br/>
-              <w:t xml:space="preserve">    sessionCount, // 返回的历史会话数量</w:t>
+              <w:t xml:space="preserve">    sessionCount, // 会话数量</w:t>
               <w:br/>
               <w:t xml:space="preserve">    latestWelinkSessionId, // 最新会话</w:t>
               <w:br/>
@@ -912,9 +670,9 @@
               <w:br/>
               <w:t xml:space="preserve">  },</w:t>
               <w:br/>
-              <w:t xml:space="preserve">  errorCode, // 失败错误码</w:t>
-              <w:br/>
-              <w:t xml:space="preserve">  errorMessage // 失败错误信息</w:t>
+              <w:t xml:space="preserve">  errorCode,</w:t>
+              <w:br/>
+              <w:t xml:space="preserve">  errorMessage</w:t>
               <w:br/>
               <w:t>}</w:t>
             </w:r>
@@ -960,35 +718,39 @@
             <w:r>
               <w:t>{</w:t>
               <w:br/>
-              <w:t xml:space="preserve">  clientType, // 端类型</w:t>
-              <w:br/>
-              <w:t xml:space="preserve">  versionName, // 应用版本名称</w:t>
-              <w:br/>
-              <w:t xml:space="preserve">  environment, // 环境</w:t>
-              <w:br/>
-              <w:t xml:space="preserve">  type: 'ok' | 'error', // 接口结果标识</w:t>
+              <w:t xml:space="preserve">  clientType,</w:t>
+              <w:br/>
+              <w:t xml:space="preserve">  versionName,</w:t>
+              <w:br/>
+              <w:t xml:space="preserve">  environment,</w:t>
+              <w:br/>
+              <w:t xml:space="preserve">  entry,</w:t>
+              <w:br/>
+              <w:t xml:space="preserve">  operationTime,</w:t>
+              <w:br/>
+              <w:t xml:space="preserve">  type: 'ok' | 'error',</w:t>
               <w:br/>
               <w:t xml:space="preserve">  request: {</w:t>
               <w:br/>
-              <w:t xml:space="preserve">    welinkSessionId, // 当前会话 id</w:t>
-              <w:br/>
-              <w:t xml:space="preserve">    beforeSeq, // 历史消息游标</w:t>
-              <w:br/>
-              <w:t xml:space="preserve">    size // 每页数量</w:t>
+              <w:t xml:space="preserve">    welinkSessionId, // 会话 id</w:t>
+              <w:br/>
+              <w:t xml:space="preserve">    beforeSeq, // 历史游标</w:t>
+              <w:br/>
+              <w:t xml:space="preserve">    size // 分页大小</w:t>
               <w:br/>
               <w:t xml:space="preserve">  },</w:t>
               <w:br/>
               <w:t xml:space="preserve">  response: {</w:t>
               <w:br/>
-              <w:t xml:space="preserve">    messageCount, // 返回的历史消息数量</w:t>
+              <w:t xml:space="preserve">    messageCount, // 消息数量</w:t>
               <w:br/>
               <w:t xml:space="preserve">    nextBeforeSeq // 下一页游标</w:t>
               <w:br/>
               <w:t xml:space="preserve">  },</w:t>
               <w:br/>
-              <w:t xml:space="preserve">  errorCode, // 失败错误码</w:t>
-              <w:br/>
-              <w:t xml:space="preserve">  errorMessage // 失败错误信息</w:t>
+              <w:t xml:space="preserve">  errorCode,</w:t>
+              <w:br/>
+              <w:t xml:space="preserve">  errorMessage</w:t>
               <w:br/>
               <w:t>}</w:t>
             </w:r>
@@ -1034,19 +796,23 @@
             <w:r>
               <w:t>{</w:t>
               <w:br/>
-              <w:t xml:space="preserve">  clientType, // 端类型</w:t>
-              <w:br/>
-              <w:t xml:space="preserve">  versionName, // 应用版本名称</w:t>
-              <w:br/>
-              <w:t xml:space="preserve">  environment, // 环境</w:t>
-              <w:br/>
-              <w:t xml:space="preserve">  type: 'ok' | 'error', // 接口结果标识</w:t>
+              <w:t xml:space="preserve">  clientType,</w:t>
+              <w:br/>
+              <w:t xml:space="preserve">  versionName,</w:t>
+              <w:br/>
+              <w:t xml:space="preserve">  environment,</w:t>
+              <w:br/>
+              <w:t xml:space="preserve">  entry,</w:t>
+              <w:br/>
+              <w:t xml:space="preserve">  operationTime,</w:t>
+              <w:br/>
+              <w:t xml:space="preserve">  type: 'ok' | 'error',</w:t>
               <w:br/>
               <w:t xml:space="preserve">  request: {</w:t>
               <w:br/>
-              <w:t xml:space="preserve">    welinkSessionId, // 当前会话 id</w:t>
-              <w:br/>
-              <w:t xml:space="preserve">    contentLength, // 发送内容长度，不上报原文</w:t>
+              <w:t xml:space="preserve">    welinkSessionId, // 会话 id</w:t>
+              <w:br/>
+              <w:t xml:space="preserve">    contentLength, // 消息长度，不上报原文</w:t>
               <w:br/>
               <w:t xml:space="preserve">    toolCallId, // 工具调用 id</w:t>
               <w:br/>
@@ -1060,15 +826,15 @@
               <w:br/>
               <w:t xml:space="preserve">  response: {</w:t>
               <w:br/>
-              <w:t xml:space="preserve">    messageId, // 新创建的消息</w:t>
+              <w:t xml:space="preserve">    messageId, // 消息</w:t>
               <w:br/>
               <w:t xml:space="preserve">    id</w:t>
               <w:br/>
               <w:t xml:space="preserve">  },</w:t>
               <w:br/>
-              <w:t xml:space="preserve">  errorCode, // 失败错误码</w:t>
-              <w:br/>
-              <w:t xml:space="preserve">  errorMessage // 失败错误信息</w:t>
+              <w:t xml:space="preserve">  errorCode,</w:t>
+              <w:br/>
+              <w:t xml:space="preserve">  errorMessage</w:t>
               <w:br/>
               <w:t>}</w:t>
             </w:r>
@@ -1114,21 +880,25 @@
             <w:r>
               <w:t>{</w:t>
               <w:br/>
-              <w:t xml:space="preserve">  clientType, // 端类型</w:t>
-              <w:br/>
-              <w:t xml:space="preserve">  versionName, // 应用版本名称</w:t>
-              <w:br/>
-              <w:t xml:space="preserve">  environment, // 环境</w:t>
-              <w:br/>
-              <w:t xml:space="preserve">  type: 'ok' | 'error', // 接口结果标识</w:t>
+              <w:t xml:space="preserve">  clientType,</w:t>
+              <w:br/>
+              <w:t xml:space="preserve">  versionName,</w:t>
+              <w:br/>
+              <w:t xml:space="preserve">  environment,</w:t>
+              <w:br/>
+              <w:t xml:space="preserve">  entry,</w:t>
+              <w:br/>
+              <w:t xml:space="preserve">  operationTime,</w:t>
+              <w:br/>
+              <w:t xml:space="preserve">  type: 'ok' | 'error',</w:t>
               <w:br/>
               <w:t xml:space="preserve">  request: {</w:t>
               <w:br/>
-              <w:t xml:space="preserve">    welinkSessionId, // 当前会话 id</w:t>
+              <w:t xml:space="preserve">    welinkSessionId, // 会话 id</w:t>
               <w:br/>
               <w:t xml:space="preserve">    permId, // 权限 id</w:t>
               <w:br/>
-              <w:t xml:space="preserve">    response, // 权限回复结果 once / always / reject</w:t>
+              <w:t xml:space="preserve">    response, // once / always / reject</w:t>
               <w:br/>
               <w:t xml:space="preserve">    subagentSessionId, // subagent 会话</w:t>
               <w:br/>
@@ -1138,15 +908,15 @@
               <w:br/>
               <w:t xml:space="preserve">  response: {</w:t>
               <w:br/>
-              <w:t xml:space="preserve">    permissionId, // 返回的权限</w:t>
+              <w:t xml:space="preserve">    permissionId, // 权限</w:t>
               <w:br/>
               <w:t xml:space="preserve">    id</w:t>
               <w:br/>
               <w:t xml:space="preserve">  },</w:t>
               <w:br/>
-              <w:t xml:space="preserve">  errorCode, // 失败错误码</w:t>
-              <w:br/>
-              <w:t xml:space="preserve">  errorMessage // 失败错误信息</w:t>
+              <w:t xml:space="preserve">  errorCode,</w:t>
+              <w:br/>
+              <w:t xml:space="preserve">  errorMessage</w:t>
               <w:br/>
               <w:t>}</w:t>
             </w:r>
@@ -1192,23 +962,27 @@
             <w:r>
               <w:t>{</w:t>
               <w:br/>
-              <w:t xml:space="preserve">  clientType, // 端类型</w:t>
-              <w:br/>
-              <w:t xml:space="preserve">  versionName, // 应用版本名称</w:t>
-              <w:br/>
-              <w:t xml:space="preserve">  environment, // 环境</w:t>
-              <w:br/>
-              <w:t xml:space="preserve">  type: 'ok' | 'error', // 接口结果标识</w:t>
+              <w:t xml:space="preserve">  clientType,</w:t>
+              <w:br/>
+              <w:t xml:space="preserve">  versionName,</w:t>
+              <w:br/>
+              <w:t xml:space="preserve">  environment,</w:t>
+              <w:br/>
+              <w:t xml:space="preserve">  entry,</w:t>
+              <w:br/>
+              <w:t xml:space="preserve">  operationTime,</w:t>
+              <w:br/>
+              <w:t xml:space="preserve">  type: 'ok' | 'error',</w:t>
               <w:br/>
               <w:t xml:space="preserve">  request: {</w:t>
               <w:br/>
               <w:t xml:space="preserve">    name, // 助理名称</w:t>
               <w:br/>
-              <w:t xml:space="preserve">    descriptionLength, // 助理描述长度，不上报原文</w:t>
-              <w:br/>
-              <w:t xml:space="preserve">    bizRobotId, // 内置助手类型 id</w:t>
-              <w:br/>
-              <w:t xml:space="preserve">    qrcode, // 二维码标识</w:t>
+              <w:t xml:space="preserve">    descriptionLength, // 描述长度</w:t>
+              <w:br/>
+              <w:t xml:space="preserve">    bizRobotId, // 内置助理类型</w:t>
+              <w:br/>
+              <w:t xml:space="preserve">    qrcode, // 二维码</w:t>
               <w:br/>
               <w:t xml:space="preserve">    weCrewType // 助理类型</w:t>
               <w:br/>
@@ -1216,17 +990,17 @@
               <w:br/>
               <w:t xml:space="preserve">  response: {</w:t>
               <w:br/>
-              <w:t xml:space="preserve">    partnerAccount, // 创建成功后的助理账号</w:t>
-              <w:br/>
-              <w:t xml:space="preserve">    robotId, // 创建成功后的 robotId</w:t>
-              <w:br/>
-              <w:t xml:space="preserve">    isInternalAssistant // 是否为内置助手</w:t>
+              <w:t xml:space="preserve">    partnerAccount, // 助理账号</w:t>
+              <w:br/>
+              <w:t xml:space="preserve">    robotId, // robotId</w:t>
+              <w:br/>
+              <w:t xml:space="preserve">    isInternalAssistant // 是否内置助理</w:t>
               <w:br/>
               <w:t xml:space="preserve">  },</w:t>
               <w:br/>
-              <w:t xml:space="preserve">  errorCode, // 失败错误码</w:t>
-              <w:br/>
-              <w:t xml:space="preserve">  errorMessage // 失败错误信息</w:t>
+              <w:t xml:space="preserve">  errorCode,</w:t>
+              <w:br/>
+              <w:t xml:space="preserve">  errorMessage</w:t>
               <w:br/>
               <w:t>}</w:t>
             </w:r>
@@ -1272,33 +1046,37 @@
             <w:r>
               <w:t>{</w:t>
               <w:br/>
-              <w:t xml:space="preserve">  clientType, // 端类型</w:t>
-              <w:br/>
-              <w:t xml:space="preserve">  versionName, // 应用版本名称</w:t>
-              <w:br/>
-              <w:t xml:space="preserve">  environment, // 环境</w:t>
-              <w:br/>
-              <w:t xml:space="preserve">  type: 'ok' | 'error', // 接口结果标识</w:t>
+              <w:t xml:space="preserve">  clientType,</w:t>
+              <w:br/>
+              <w:t xml:space="preserve">  versionName,</w:t>
+              <w:br/>
+              <w:t xml:space="preserve">  environment,</w:t>
+              <w:br/>
+              <w:t xml:space="preserve">  entry,</w:t>
+              <w:br/>
+              <w:t xml:space="preserve">  operationTime,</w:t>
+              <w:br/>
+              <w:t xml:space="preserve">  type: 'ok' | 'error',</w:t>
               <w:br/>
               <w:t xml:space="preserve">  request: {</w:t>
               <w:br/>
-              <w:t xml:space="preserve">    qrcode // 二维码标识</w:t>
+              <w:t xml:space="preserve">    qrcode // 二维码</w:t>
               <w:br/>
               <w:t xml:space="preserve">  },</w:t>
               <w:br/>
               <w:t xml:space="preserve">  response: {</w:t>
               <w:br/>
-              <w:t xml:space="preserve">    status, // 二维码状态</w:t>
-              <w:br/>
-              <w:t xml:space="preserve">    expired, // 是否已过期</w:t>
+              <w:t xml:space="preserve">    status, // 状态</w:t>
+              <w:br/>
+              <w:t xml:space="preserve">    expired, // 是否过期</w:t>
               <w:br/>
               <w:t xml:space="preserve">    expireTime // 过期时间</w:t>
               <w:br/>
               <w:t xml:space="preserve">  },</w:t>
               <w:br/>
-              <w:t xml:space="preserve">  errorCode, // 失败错误码</w:t>
-              <w:br/>
-              <w:t xml:space="preserve">  errorMessage // 失败错误信息</w:t>
+              <w:t xml:space="preserve">  errorCode,</w:t>
+              <w:br/>
+              <w:t xml:space="preserve">  errorMessage</w:t>
               <w:br/>
               <w:t>}</w:t>
             </w:r>
@@ -1344,17 +1122,21 @@
             <w:r>
               <w:t>{</w:t>
               <w:br/>
-              <w:t xml:space="preserve">  clientType, // 端类型</w:t>
-              <w:br/>
-              <w:t xml:space="preserve">  versionName, // 应用版本名称</w:t>
-              <w:br/>
-              <w:t xml:space="preserve">  environment, // 环境</w:t>
-              <w:br/>
-              <w:t xml:space="preserve">  type: 'ok' | 'error', // 接口结果标识</w:t>
+              <w:t xml:space="preserve">  clientType,</w:t>
+              <w:br/>
+              <w:t xml:space="preserve">  versionName,</w:t>
+              <w:br/>
+              <w:t xml:space="preserve">  environment,</w:t>
+              <w:br/>
+              <w:t xml:space="preserve">  entry,</w:t>
+              <w:br/>
+              <w:t xml:space="preserve">  operationTime,</w:t>
+              <w:br/>
+              <w:t xml:space="preserve">  type: 'ok' | 'error',</w:t>
               <w:br/>
               <w:t xml:space="preserve">  request: {</w:t>
               <w:br/>
-              <w:t xml:space="preserve">    qrcode, // 二维码标识</w:t>
+              <w:t xml:space="preserve">    qrcode, // 二维码</w:t>
               <w:br/>
               <w:t xml:space="preserve">    robotId, // 助理 robotId</w:t>
               <w:br/>
@@ -1364,13 +1146,13 @@
               <w:br/>
               <w:t xml:space="preserve">  response: {</w:t>
               <w:br/>
-              <w:t xml:space="preserve">    status // 接口返回状态</w:t>
+              <w:t xml:space="preserve">    status // 返回状态</w:t>
               <w:br/>
               <w:t xml:space="preserve">  },</w:t>
               <w:br/>
-              <w:t xml:space="preserve">  errorCode, // 失败错误码</w:t>
-              <w:br/>
-              <w:t xml:space="preserve">  errorMessage // 失败错误信息</w:t>
+              <w:t xml:space="preserve">  errorCode,</w:t>
+              <w:br/>
+              <w:t xml:space="preserve">  errorMessage</w:t>
               <w:br/>
               <w:t>}</w:t>
             </w:r>
@@ -1416,25 +1198,29 @@
             <w:r>
               <w:t>{</w:t>
               <w:br/>
-              <w:t xml:space="preserve">  clientType, // 端类型</w:t>
-              <w:br/>
-              <w:t xml:space="preserve">  versionName, // 应用版本名称</w:t>
-              <w:br/>
-              <w:t xml:space="preserve">  environment, // 环境</w:t>
-              <w:br/>
-              <w:t xml:space="preserve">  type: 'ok' | 'error', // 接口结果标识</w:t>
+              <w:t xml:space="preserve">  clientType,</w:t>
+              <w:br/>
+              <w:t xml:space="preserve">  versionName,</w:t>
+              <w:br/>
+              <w:t xml:space="preserve">  environment,</w:t>
+              <w:br/>
+              <w:t xml:space="preserve">  entry,</w:t>
+              <w:br/>
+              <w:t xml:space="preserve">  operationTime,</w:t>
+              <w:br/>
+              <w:t xml:space="preserve">  type: 'ok' | 'error',</w:t>
               <w:br/>
               <w:t xml:space="preserve">  request: {</w:t>
               <w:br/>
-              <w:t xml:space="preserve">    partnerAccount, // 助理账号</w:t>
-              <w:br/>
-              <w:t xml:space="preserve">    partnerAccounts // PC 端批量助理账号列表</w:t>
+              <w:t xml:space="preserve">    partnerAccount, // 单个助理账号</w:t>
+              <w:br/>
+              <w:t xml:space="preserve">    partnerAccounts // PC 批量助理账号</w:t>
               <w:br/>
               <w:t xml:space="preserve">  },</w:t>
               <w:br/>
               <w:t xml:space="preserve">  response: {</w:t>
               <w:br/>
-              <w:t xml:space="preserve">    detailCount, // 返回的详情数量</w:t>
+              <w:t xml:space="preserve">    detailCount, // 详情数量</w:t>
               <w:br/>
               <w:t xml:space="preserve">    bizRobotId, // 助理类型 id</w:t>
               <w:br/>
@@ -1442,9 +1228,9 @@
               <w:br/>
               <w:t xml:space="preserve">  },</w:t>
               <w:br/>
-              <w:t xml:space="preserve">  errorCode, // 失败错误码</w:t>
-              <w:br/>
-              <w:t xml:space="preserve">  errorMessage // 失败错误信息</w:t>
+              <w:t xml:space="preserve">  errorCode,</w:t>
+              <w:br/>
+              <w:t xml:space="preserve">  errorMessage</w:t>
               <w:br/>
               <w:t>}</w:t>
             </w:r>
@@ -1490,33 +1276,37 @@
             <w:r>
               <w:t>{</w:t>
               <w:br/>
-              <w:t xml:space="preserve">  clientType, // 端类型</w:t>
-              <w:br/>
-              <w:t xml:space="preserve">  versionName, // 应用版本名称</w:t>
-              <w:br/>
-              <w:t xml:space="preserve">  environment, // 环境</w:t>
-              <w:br/>
-              <w:t xml:space="preserve">  type: 'ok' | 'error', // 接口结果标识</w:t>
+              <w:t xml:space="preserve">  clientType,</w:t>
+              <w:br/>
+              <w:t xml:space="preserve">  versionName,</w:t>
+              <w:br/>
+              <w:t xml:space="preserve">  environment,</w:t>
+              <w:br/>
+              <w:t xml:space="preserve">  entry,</w:t>
+              <w:br/>
+              <w:t xml:space="preserve">  operationTime,</w:t>
+              <w:br/>
+              <w:t xml:space="preserve">  type: 'ok' | 'error',</w:t>
               <w:br/>
               <w:t xml:space="preserve">  request: {</w:t>
               <w:br/>
               <w:t xml:space="preserve">    pageNumber, // 页码</w:t>
               <w:br/>
-              <w:t xml:space="preserve">    pageSize // 每页数量</w:t>
+              <w:t xml:space="preserve">    pageSize // 分页大小</w:t>
               <w:br/>
               <w:t xml:space="preserve">  },</w:t>
               <w:br/>
               <w:t xml:space="preserve">  response: {</w:t>
               <w:br/>
-              <w:t xml:space="preserve">    listCount, // 返回的助理数量</w:t>
+              <w:t xml:space="preserve">    listCount, // 列表数量</w:t>
               <w:br/>
               <w:t xml:space="preserve">    hasMyAgent // 是否包含专属助手</w:t>
               <w:br/>
               <w:t xml:space="preserve">  },</w:t>
               <w:br/>
-              <w:t xml:space="preserve">  errorCode, // 失败错误码</w:t>
-              <w:br/>
-              <w:t xml:space="preserve">  errorMessage // 失败错误信息</w:t>
+              <w:t xml:space="preserve">  errorCode,</w:t>
+              <w:br/>
+              <w:t xml:space="preserve">  errorMessage</w:t>
               <w:br/>
               <w:t>}</w:t>
             </w:r>
@@ -1562,17 +1352,21 @@
             <w:r>
               <w:t>{</w:t>
               <w:br/>
-              <w:t xml:space="preserve">  clientType, // 端类型</w:t>
-              <w:br/>
-              <w:t xml:space="preserve">  versionName, // 应用版本名称</w:t>
-              <w:br/>
-              <w:t xml:space="preserve">  environment, // 环境</w:t>
-              <w:br/>
-              <w:t xml:space="preserve">  type: 'ok' | 'error', // 接口结果标识</w:t>
+              <w:t xml:space="preserve">  clientType,</w:t>
+              <w:br/>
+              <w:t xml:space="preserve">  versionName,</w:t>
+              <w:br/>
+              <w:t xml:space="preserve">  environment,</w:t>
+              <w:br/>
+              <w:t xml:space="preserve">  entry,</w:t>
+              <w:br/>
+              <w:t xml:space="preserve">  operationTime,</w:t>
+              <w:br/>
+              <w:t xml:space="preserve">  type: 'ok' | 'error',</w:t>
               <w:br/>
               <w:t xml:space="preserve">  request: {</w:t>
               <w:br/>
-              <w:t xml:space="preserve">    welinkSessionId, // 当前会话 id</w:t>
+              <w:t xml:space="preserve">    welinkSessionId, // 会话 id</w:t>
               <w:br/>
               <w:t xml:space="preserve">    subagentSessionId, // subagent 会话</w:t>
               <w:br/>
@@ -1582,13 +1376,13 @@
               <w:br/>
               <w:t xml:space="preserve">  response: {</w:t>
               <w:br/>
-              <w:t xml:space="preserve">    status // 接口返回状态</w:t>
+              <w:t xml:space="preserve">    status // 返回状态</w:t>
               <w:br/>
               <w:t xml:space="preserve">  },</w:t>
               <w:br/>
-              <w:t xml:space="preserve">  errorCode, // 失败错误码</w:t>
-              <w:br/>
-              <w:t xml:space="preserve">  errorMessage // 失败错误信息</w:t>
+              <w:t xml:space="preserve">  errorCode,</w:t>
+              <w:br/>
+              <w:t xml:space="preserve">  errorMessage</w:t>
               <w:br/>
               <w:t>}</w:t>
             </w:r>
@@ -1602,7 +1396,7 @@
           </w:tcPr>
           <w:p>
             <w:r>
-              <w:t>点击</w:t>
+              <w:t>接口</w:t>
             </w:r>
           </w:p>
         </w:tc>
@@ -1612,7 +1406,7 @@
           </w:tcPr>
           <w:p>
             <w:r>
-              <w:t>`weagent_send_message_click`</w:t>
+              <w:t>`api_send_message_to_im`</w:t>
             </w:r>
           </w:p>
         </w:tc>
@@ -1622,7 +1416,7 @@
           </w:tcPr>
           <w:p>
             <w:r>
-              <w:t>点击发送消息</w:t>
+              <w:t>发送到 IM 成功 / 失败</w:t>
             </w:r>
           </w:p>
         </w:tc>
@@ -1634,21 +1428,37 @@
             <w:r>
               <w:t>{</w:t>
               <w:br/>
-              <w:t xml:space="preserve">  page, // 页面标识</w:t>
-              <w:br/>
-              <w:t xml:space="preserve">  clientType, // 端类型</w:t>
-              <w:br/>
-              <w:t xml:space="preserve">  versionName, // 应用版本名称</w:t>
-              <w:br/>
-              <w:t xml:space="preserve">  environment, // 环境</w:t>
-              <w:br/>
-              <w:t xml:space="preserve">  entry, // 入口来源</w:t>
-              <w:br/>
-              <w:t xml:space="preserve">  welinkSessionId, // 当前会话 id</w:t>
-              <w:br/>
-              <w:t xml:space="preserve">  contentLength, // 发送内容长度，不上报原文</w:t>
-              <w:br/>
-              <w:t xml:space="preserve">  operationTime // 操作时间戳</w:t>
+              <w:t xml:space="preserve">  clientType,</w:t>
+              <w:br/>
+              <w:t xml:space="preserve">  versionName,</w:t>
+              <w:br/>
+              <w:t xml:space="preserve">  environment,</w:t>
+              <w:br/>
+              <w:t xml:space="preserve">  entry,</w:t>
+              <w:br/>
+              <w:t xml:space="preserve">  operationTime,</w:t>
+              <w:br/>
+              <w:t xml:space="preserve">  type: 'ok' | 'error',</w:t>
+              <w:br/>
+              <w:t xml:space="preserve">  request: {</w:t>
+              <w:br/>
+              <w:t xml:space="preserve">    welinkSessionId, // 会话 id</w:t>
+              <w:br/>
+              <w:t xml:space="preserve">    chatId, // 会话 / 群 id</w:t>
+              <w:br/>
+              <w:t xml:space="preserve">    contentLength // 消息长度，不上报原文</w:t>
+              <w:br/>
+              <w:t xml:space="preserve">  },</w:t>
+              <w:br/>
+              <w:t xml:space="preserve">  response: {</w:t>
+              <w:br/>
+              <w:t xml:space="preserve">    success // 是否成功</w:t>
+              <w:br/>
+              <w:t xml:space="preserve">  },</w:t>
+              <w:br/>
+              <w:t xml:space="preserve">  errorCode,</w:t>
+              <w:br/>
+              <w:t xml:space="preserve">  errorMessage</w:t>
               <w:br/>
               <w:t>}</w:t>
             </w:r>
@@ -1662,7 +1472,7 @@
           </w:tcPr>
           <w:p>
             <w:r>
-              <w:t>点击</w:t>
+              <w:t>接口</w:t>
             </w:r>
           </w:p>
         </w:tc>
@@ -1672,7 +1482,7 @@
           </w:tcPr>
           <w:p>
             <w:r>
-              <w:t>`weagent_stop_generate_click`</w:t>
+              <w:t>`api_update_weagent`</w:t>
             </w:r>
           </w:p>
         </w:tc>
@@ -1682,7 +1492,7 @@
           </w:tcPr>
           <w:p>
             <w:r>
-              <w:t>点击停止生成</w:t>
+              <w:t>更新助理成功 / 失败</w:t>
             </w:r>
           </w:p>
         </w:tc>
@@ -1694,19 +1504,39 @@
             <w:r>
               <w:t>{</w:t>
               <w:br/>
-              <w:t xml:space="preserve">  page, // 页面标识</w:t>
-              <w:br/>
-              <w:t xml:space="preserve">  clientType, // 端类型</w:t>
-              <w:br/>
-              <w:t xml:space="preserve">  versionName, // 应用版本名称</w:t>
-              <w:br/>
-              <w:t xml:space="preserve">  environment, // 环境</w:t>
-              <w:br/>
-              <w:t xml:space="preserve">  entry, // 入口来源</w:t>
-              <w:br/>
-              <w:t xml:space="preserve">  welinkSessionId, // 当前会话 id</w:t>
-              <w:br/>
-              <w:t xml:space="preserve">  operationTime // 操作时间戳</w:t>
+              <w:t xml:space="preserve">  clientType,</w:t>
+              <w:br/>
+              <w:t xml:space="preserve">  versionName,</w:t>
+              <w:br/>
+              <w:t xml:space="preserve">  environment,</w:t>
+              <w:br/>
+              <w:t xml:space="preserve">  entry,</w:t>
+              <w:br/>
+              <w:t xml:space="preserve">  operationTime,</w:t>
+              <w:br/>
+              <w:t xml:space="preserve">  type: 'ok' | 'error',</w:t>
+              <w:br/>
+              <w:t xml:space="preserve">  request: {</w:t>
+              <w:br/>
+              <w:t xml:space="preserve">    partnerAccount, // 助理账号</w:t>
+              <w:br/>
+              <w:t xml:space="preserve">    robotId, // robotId</w:t>
+              <w:br/>
+              <w:t xml:space="preserve">    name, // 助理名称</w:t>
+              <w:br/>
+              <w:t xml:space="preserve">    descriptionLength // 描述长度</w:t>
+              <w:br/>
+              <w:t xml:space="preserve">  },</w:t>
+              <w:br/>
+              <w:t xml:space="preserve">  response: {</w:t>
+              <w:br/>
+              <w:t xml:space="preserve">    updateResult // 更新结果</w:t>
+              <w:br/>
+              <w:t xml:space="preserve">  },</w:t>
+              <w:br/>
+              <w:t xml:space="preserve">  errorCode,</w:t>
+              <w:br/>
+              <w:t xml:space="preserve">  errorMessage</w:t>
               <w:br/>
               <w:t>}</w:t>
             </w:r>
@@ -1720,7 +1550,7 @@
           </w:tcPr>
           <w:p>
             <w:r>
-              <w:t>点击</w:t>
+              <w:t>接口</w:t>
             </w:r>
           </w:p>
         </w:tc>
@@ -1730,7 +1560,7 @@
           </w:tcPr>
           <w:p>
             <w:r>
-              <w:t>`weagent_send_to_im_click`</w:t>
+              <w:t>`api_delete_weagent`</w:t>
             </w:r>
           </w:p>
         </w:tc>
@@ -1740,7 +1570,7 @@
           </w:tcPr>
           <w:p>
             <w:r>
-              <w:t>点击发送到 IM</w:t>
+              <w:t>删除助理成功 / 失败</w:t>
             </w:r>
           </w:p>
         </w:tc>
@@ -1752,327 +1582,37 @@
             <w:r>
               <w:t>{</w:t>
               <w:br/>
-              <w:t xml:space="preserve">  page, // 页面标识</w:t>
-              <w:br/>
-              <w:t xml:space="preserve">  clientType, // 端类型</w:t>
-              <w:br/>
-              <w:t xml:space="preserve">  versionName, // 应用版本名称</w:t>
-              <w:br/>
-              <w:t xml:space="preserve">  environment, // 环境</w:t>
-              <w:br/>
-              <w:t xml:space="preserve">  entry, // 入口来源</w:t>
-              <w:br/>
-              <w:t xml:space="preserve">  welinkSessionId, // 当前会话 id</w:t>
-              <w:br/>
-              <w:t xml:space="preserve">  operationTime // 操作时间戳</w:t>
-              <w:br/>
-              <w:t>}</w:t>
-            </w:r>
-          </w:p>
-        </w:tc>
-      </w:tr>
-      <w:tr>
-        <w:tc>
-          <w:tcPr>
-            <w:tcW w:type="dxa" w:w="2556"/>
-          </w:tcPr>
-          <w:p>
-            <w:r>
-              <w:t>点击</w:t>
-            </w:r>
-          </w:p>
-        </w:tc>
-        <w:tc>
-          <w:tcPr>
-            <w:tcW w:type="dxa" w:w="2556"/>
-          </w:tcPr>
-          <w:p>
-            <w:r>
-              <w:t>`weagent_permission_allow_click`</w:t>
-            </w:r>
-          </w:p>
-        </w:tc>
-        <w:tc>
-          <w:tcPr>
-            <w:tcW w:type="dxa" w:w="2556"/>
-          </w:tcPr>
-          <w:p>
-            <w:r>
-              <w:t>点击允许权限</w:t>
-            </w:r>
-          </w:p>
-        </w:tc>
-        <w:tc>
-          <w:tcPr>
-            <w:tcW w:type="dxa" w:w="2556"/>
-          </w:tcPr>
-          <w:p>
-            <w:r>
-              <w:t>{</w:t>
-              <w:br/>
-              <w:t xml:space="preserve">  page, // 页面标识</w:t>
-              <w:br/>
-              <w:t xml:space="preserve">  clientType, // 端类型</w:t>
-              <w:br/>
-              <w:t xml:space="preserve">  versionName, // 应用版本名称</w:t>
-              <w:br/>
-              <w:t xml:space="preserve">  environment, // 环境</w:t>
-              <w:br/>
-              <w:t xml:space="preserve">  entry, // 入口来源</w:t>
-              <w:br/>
-              <w:t xml:space="preserve">  welinkSessionId, // 当前会话 id</w:t>
-              <w:br/>
-              <w:t xml:space="preserve">  permType, // 权限类型</w:t>
-              <w:br/>
-              <w:t xml:space="preserve">  operationTime // 操作时间戳</w:t>
-              <w:br/>
-              <w:t>}</w:t>
-            </w:r>
-          </w:p>
-        </w:tc>
-      </w:tr>
-      <w:tr>
-        <w:tc>
-          <w:tcPr>
-            <w:tcW w:type="dxa" w:w="2556"/>
-          </w:tcPr>
-          <w:p>
-            <w:r>
-              <w:t>点击</w:t>
-            </w:r>
-          </w:p>
-        </w:tc>
-        <w:tc>
-          <w:tcPr>
-            <w:tcW w:type="dxa" w:w="2556"/>
-          </w:tcPr>
-          <w:p>
-            <w:r>
-              <w:t>`weagent_delete_assistant_click`</w:t>
-            </w:r>
-          </w:p>
-        </w:tc>
-        <w:tc>
-          <w:tcPr>
-            <w:tcW w:type="dxa" w:w="2556"/>
-          </w:tcPr>
-          <w:p>
-            <w:r>
-              <w:t>点击删除助理</w:t>
-            </w:r>
-          </w:p>
-        </w:tc>
-        <w:tc>
-          <w:tcPr>
-            <w:tcW w:type="dxa" w:w="2556"/>
-          </w:tcPr>
-          <w:p>
-            <w:r>
-              <w:t>{</w:t>
-              <w:br/>
-              <w:t xml:space="preserve">  page, // 页面标识</w:t>
-              <w:br/>
-              <w:t xml:space="preserve">  clientType, // 端类型</w:t>
-              <w:br/>
-              <w:t xml:space="preserve">  versionName, // 应用版本名称</w:t>
-              <w:br/>
-              <w:t xml:space="preserve">  environment, // 环境</w:t>
-              <w:br/>
-              <w:t xml:space="preserve">  entry, // 入口来源</w:t>
-              <w:br/>
-              <w:t xml:space="preserve">  partnerAccount, // 助理账号</w:t>
-              <w:br/>
-              <w:t xml:space="preserve">  operationTime // 操作时间戳</w:t>
-              <w:br/>
-              <w:t>}</w:t>
-            </w:r>
-          </w:p>
-        </w:tc>
-      </w:tr>
-      <w:tr>
-        <w:tc>
-          <w:tcPr>
-            <w:tcW w:type="dxa" w:w="2556"/>
-          </w:tcPr>
-          <w:p>
-            <w:r>
-              <w:t>流程</w:t>
-            </w:r>
-          </w:p>
-        </w:tc>
-        <w:tc>
-          <w:tcPr>
-            <w:tcW w:type="dxa" w:w="2556"/>
-          </w:tcPr>
-          <w:p>
-            <w:r>
-              <w:t>`flow_chat_init_result`</w:t>
-            </w:r>
-          </w:p>
-        </w:tc>
-        <w:tc>
-          <w:tcPr>
-            <w:tcW w:type="dxa" w:w="2556"/>
-          </w:tcPr>
-          <w:p>
-            <w:r>
-              <w:t>会话初始化成功 / 失败</w:t>
-            </w:r>
-          </w:p>
-        </w:tc>
-        <w:tc>
-          <w:tcPr>
-            <w:tcW w:type="dxa" w:w="2556"/>
-          </w:tcPr>
-          <w:p>
-            <w:r>
-              <w:t>{</w:t>
-              <w:br/>
-              <w:t xml:space="preserve">  clientType, // 端类型</w:t>
-              <w:br/>
-              <w:t xml:space="preserve">  versionName, // 应用版本名称</w:t>
-              <w:br/>
-              <w:t xml:space="preserve">  environment, // 环境</w:t>
-              <w:br/>
-              <w:t xml:space="preserve">  type: 'ok' | 'error', // 流程结果标识</w:t>
-              <w:br/>
-              <w:t xml:space="preserve">  assistantAccount, // 助理账号</w:t>
-              <w:br/>
-              <w:t xml:space="preserve">  welinkSessionId, // 初始化后的会话 id</w:t>
-              <w:br/>
-              <w:t xml:space="preserve">  errorCode, // 失败错误码</w:t>
-              <w:br/>
-              <w:t xml:space="preserve">  errorMessage // 失败错误信息</w:t>
-              <w:br/>
-              <w:t>}</w:t>
-            </w:r>
-          </w:p>
-        </w:tc>
-      </w:tr>
-      <w:tr>
-        <w:tc>
-          <w:tcPr>
-            <w:tcW w:type="dxa" w:w="2556"/>
-          </w:tcPr>
-          <w:p>
-            <w:r>
-              <w:t>流程</w:t>
-            </w:r>
-          </w:p>
-        </w:tc>
-        <w:tc>
-          <w:tcPr>
-            <w:tcW w:type="dxa" w:w="2556"/>
-          </w:tcPr>
-          <w:p>
-            <w:r>
-              <w:t>`flow_onmessage_start`</w:t>
-            </w:r>
-          </w:p>
-        </w:tc>
-        <w:tc>
-          <w:tcPr>
-            <w:tcW w:type="dxa" w:w="2556"/>
-          </w:tcPr>
-          <w:p>
-            <w:r>
-              <w:t>`onMessage` 收到一轮消息开始</w:t>
-            </w:r>
-          </w:p>
-        </w:tc>
-        <w:tc>
-          <w:tcPr>
-            <w:tcW w:type="dxa" w:w="2556"/>
-          </w:tcPr>
-          <w:p>
-            <w:r>
-              <w:t>{</w:t>
-              <w:br/>
-              <w:t xml:space="preserve">  clientType, // 端类型</w:t>
-              <w:br/>
-              <w:t xml:space="preserve">  versionName, // 应用版本名称</w:t>
-              <w:br/>
-              <w:t xml:space="preserve">  environment, // 环境</w:t>
-              <w:br/>
-              <w:t xml:space="preserve">  type: 'ok', // 固定为 ok</w:t>
-              <w:br/>
-              <w:t xml:space="preserve">  welinkSessionId, // 当前会话 id</w:t>
-              <w:br/>
-              <w:t xml:space="preserve">  messageId, // 当前消息 id</w:t>
-              <w:br/>
-              <w:t xml:space="preserve">  subagentSessionId, // subagent 会话 id</w:t>
-              <w:br/>
-              <w:t xml:space="preserve">  role, // 消息角色，例如 assistant / user</w:t>
-              <w:br/>
-              <w:t xml:space="preserve">  deliveryMode, // 消息投递模式，例如 realtime / replay</w:t>
-              <w:br/>
-              <w:t xml:space="preserve">  messageType, // 当前消息类型，例如 text.delta / question / permission.ask</w:t>
-              <w:br/>
-              <w:t xml:space="preserve">  operationTime // 触发时间戳</w:t>
-              <w:br/>
-              <w:t>}</w:t>
-            </w:r>
-          </w:p>
-        </w:tc>
-      </w:tr>
-      <w:tr>
-        <w:tc>
-          <w:tcPr>
-            <w:tcW w:type="dxa" w:w="2556"/>
-          </w:tcPr>
-          <w:p>
-            <w:r>
-              <w:t>流程</w:t>
-            </w:r>
-          </w:p>
-        </w:tc>
-        <w:tc>
-          <w:tcPr>
-            <w:tcW w:type="dxa" w:w="2556"/>
-          </w:tcPr>
-          <w:p>
-            <w:r>
-              <w:t>`flow_onmessage_finish`</w:t>
-            </w:r>
-          </w:p>
-        </w:tc>
-        <w:tc>
-          <w:tcPr>
-            <w:tcW w:type="dxa" w:w="2556"/>
-          </w:tcPr>
-          <w:p>
-            <w:r>
-              <w:t>`onMessage` 一轮消息结束</w:t>
-            </w:r>
-          </w:p>
-        </w:tc>
-        <w:tc>
-          <w:tcPr>
-            <w:tcW w:type="dxa" w:w="2556"/>
-          </w:tcPr>
-          <w:p>
-            <w:r>
-              <w:t>{</w:t>
-              <w:br/>
-              <w:t xml:space="preserve">  clientType, // 端类型</w:t>
-              <w:br/>
-              <w:t xml:space="preserve">  versionName, // 应用版本名称</w:t>
-              <w:br/>
-              <w:t xml:space="preserve">  environment, // 环境</w:t>
-              <w:br/>
-              <w:t xml:space="preserve">  type: 'ok', // 消息正常结束固定为 ok</w:t>
-              <w:br/>
-              <w:t xml:space="preserve">  welinkSessionId, // 当前会话 id</w:t>
-              <w:br/>
-              <w:t xml:space="preserve">  messageId, // 当前消息 id</w:t>
-              <w:br/>
-              <w:t xml:space="preserve">  subagentSessionId, // subagent 会话 id</w:t>
-              <w:br/>
-              <w:t xml:space="preserve">  finishReason, // 结束原因，例如 done / session_idle / replay_done</w:t>
-              <w:br/>
-              <w:t xml:space="preserve">  messageType, // 当前消息主类型</w:t>
-              <w:br/>
-              <w:t xml:space="preserve">  operationTime // 触发时间戳</w:t>
+              <w:t xml:space="preserve">  clientType,</w:t>
+              <w:br/>
+              <w:t xml:space="preserve">  versionName,</w:t>
+              <w:br/>
+              <w:t xml:space="preserve">  environment,</w:t>
+              <w:br/>
+              <w:t xml:space="preserve">  entry,</w:t>
+              <w:br/>
+              <w:t xml:space="preserve">  operationTime,</w:t>
+              <w:br/>
+              <w:t xml:space="preserve">  type: 'ok' | 'error',</w:t>
+              <w:br/>
+              <w:t xml:space="preserve">  request: {</w:t>
+              <w:br/>
+              <w:t xml:space="preserve">    partnerAccount, // 助理账号</w:t>
+              <w:br/>
+              <w:t xml:space="preserve">    robotId,</w:t>
+              <w:br/>
+              <w:t xml:space="preserve">    robotId</w:t>
+              <w:br/>
+              <w:t xml:space="preserve">  },</w:t>
+              <w:br/>
+              <w:t xml:space="preserve">  response: {</w:t>
+              <w:br/>
+              <w:t xml:space="preserve">    deleteResult // 删除结果</w:t>
+              <w:br/>
+              <w:t xml:space="preserve">  },</w:t>
+              <w:br/>
+              <w:t xml:space="preserve">  errorCode,</w:t>
+              <w:br/>
+              <w:t xml:space="preserve">  errorMessage</w:t>
               <w:br/>
               <w:t>}</w:t>
             </w:r>
@@ -2106,7 +1646,7 @@
           </w:tcPr>
           <w:p>
             <w:r>
-              <w:t>`onMessage` 处理消息出错或收到错误消息</w:t>
+              <w:t>`onMessage` 收到错误消息，或 listener error</w:t>
             </w:r>
           </w:p>
         </w:tc>
@@ -2124,139 +1664,25 @@
               <w:br/>
               <w:t xml:space="preserve">  environment, // 环境</w:t>
               <w:br/>
-              <w:t xml:space="preserve">  type: 'error', // 消息异常固定为 error</w:t>
-              <w:br/>
-              <w:t xml:space="preserve">  welinkSessionId, // 当前会话 id</w:t>
+              <w:t xml:space="preserve">  entry, // 固定 WeAgent</w:t>
+              <w:br/>
+              <w:t xml:space="preserve">  operationTime, // 操作时间戳</w:t>
+              <w:br/>
+              <w:t xml:space="preserve">  type: 'error', // 固定错误</w:t>
+              <w:br/>
+              <w:t xml:space="preserve">  page, // 页面</w:t>
+              <w:br/>
+              <w:t xml:space="preserve">  welinkSessionId, // 会话 id</w:t>
               <w:br/>
               <w:t xml:space="preserve">  messageId, // 当前消息 id</w:t>
               <w:br/>
               <w:t xml:space="preserve">  subagentSessionId, // subagent 会话 id</w:t>
               <w:br/>
-              <w:t xml:space="preserve">  messageType, // 当前消息类型</w:t>
+              <w:t xml:space="preserve">  messageType, // 消息类型</w:t>
               <w:br/>
               <w:t xml:space="preserve">  errorCode, // 错误码</w:t>
               <w:br/>
-              <w:t xml:space="preserve">  errorMessage, // 错误信息</w:t>
-              <w:br/>
-              <w:t xml:space="preserve">  operationTime // 触发时间戳</w:t>
-              <w:br/>
-              <w:t>}</w:t>
-            </w:r>
-          </w:p>
-        </w:tc>
-      </w:tr>
-      <w:tr>
-        <w:tc>
-          <w:tcPr>
-            <w:tcW w:type="dxa" w:w="2556"/>
-          </w:tcPr>
-          <w:p>
-            <w:r>
-              <w:t>流程</w:t>
-            </w:r>
-          </w:p>
-        </w:tc>
-        <w:tc>
-          <w:tcPr>
-            <w:tcW w:type="dxa" w:w="2556"/>
-          </w:tcPr>
-          <w:p>
-            <w:r>
-              <w:t>`flow_ai_reply_result`</w:t>
-            </w:r>
-          </w:p>
-        </w:tc>
-        <w:tc>
-          <w:tcPr>
-            <w:tcW w:type="dxa" w:w="2556"/>
-          </w:tcPr>
-          <w:p>
-            <w:r>
-              <w:t>AI 回复完成 / 中断 / 失败</w:t>
-            </w:r>
-          </w:p>
-        </w:tc>
-        <w:tc>
-          <w:tcPr>
-            <w:tcW w:type="dxa" w:w="2556"/>
-          </w:tcPr>
-          <w:p>
-            <w:r>
-              <w:t>{</w:t>
-              <w:br/>
-              <w:t xml:space="preserve">  clientType, // 端类型</w:t>
-              <w:br/>
-              <w:t xml:space="preserve">  versionName, // 应用版本名称</w:t>
-              <w:br/>
-              <w:t xml:space="preserve">  environment, // 环境</w:t>
-              <w:br/>
-              <w:t xml:space="preserve">  type: 'ok' | 'error', // 流程结果标识</w:t>
-              <w:br/>
-              <w:t xml:space="preserve">  welinkSessionId, // 当前会话 id</w:t>
-              <w:br/>
-              <w:t xml:space="preserve">  finishReason, // 回复结束原因</w:t>
-              <w:br/>
-              <w:t xml:space="preserve">  errorCode, // 失败错误码</w:t>
-              <w:br/>
-              <w:t xml:space="preserve">  errorMessage // 失败错误信息</w:t>
-              <w:br/>
-              <w:t>}</w:t>
-            </w:r>
-          </w:p>
-        </w:tc>
-      </w:tr>
-      <w:tr>
-        <w:tc>
-          <w:tcPr>
-            <w:tcW w:type="dxa" w:w="2556"/>
-          </w:tcPr>
-          <w:p>
-            <w:r>
-              <w:t>流程</w:t>
-            </w:r>
-          </w:p>
-        </w:tc>
-        <w:tc>
-          <w:tcPr>
-            <w:tcW w:type="dxa" w:w="2556"/>
-          </w:tcPr>
-          <w:p>
-            <w:r>
-              <w:t>`flow_create_assistant_result`</w:t>
-            </w:r>
-          </w:p>
-        </w:tc>
-        <w:tc>
-          <w:tcPr>
-            <w:tcW w:type="dxa" w:w="2556"/>
-          </w:tcPr>
-          <w:p>
-            <w:r>
-              <w:t>创建助理流程成功 / 失败</w:t>
-            </w:r>
-          </w:p>
-        </w:tc>
-        <w:tc>
-          <w:tcPr>
-            <w:tcW w:type="dxa" w:w="2556"/>
-          </w:tcPr>
-          <w:p>
-            <w:r>
-              <w:t>{</w:t>
-              <w:br/>
-              <w:t xml:space="preserve">  clientType, // 端类型</w:t>
-              <w:br/>
-              <w:t xml:space="preserve">  versionName, // 应用版本名称</w:t>
-              <w:br/>
-              <w:t xml:space="preserve">  environment, // 环境</w:t>
-              <w:br/>
-              <w:t xml:space="preserve">  type: 'ok' | 'error', // 流程结果标识</w:t>
-              <w:br/>
-              <w:t xml:space="preserve">  partnerAccount, // 创建后的助理账号</w:t>
-              <w:br/>
-              <w:t xml:space="preserve">  errorCode, // 失败错误码</w:t>
-              <w:br/>
-              <w:t xml:space="preserve">  errorMessage // 失败错误信息</w:t>
+              <w:t xml:space="preserve">  errorMessage // 错误信息</w:t>
               <w:br/>
               <w:t>}</w:t>
             </w:r>
@@ -2290,7 +1716,7 @@
           </w:tcPr>
           <w:p>
             <w:r>
-              <w:t>`window error` 捕获脚本运行时异常</w:t>
+              <w:t>浏览器运行时脚本异常</w:t>
             </w:r>
           </w:p>
         </w:tc>
@@ -2302,33 +1728,35 @@
             <w:r>
               <w:t>{</w:t>
               <w:br/>
-              <w:t xml:space="preserve">  page, // 页面标识</w:t>
-              <w:br/>
               <w:t xml:space="preserve">  clientType, // 端类型</w:t>
               <w:br/>
               <w:t xml:space="preserve">  versionName, // 应用版本名称</w:t>
               <w:br/>
               <w:t xml:space="preserve">  environment, // 环境</w:t>
               <w:br/>
-              <w:t xml:space="preserve">  entry, // 入口来源</w:t>
+              <w:t xml:space="preserve">  entry, // 固定 WeAgent</w:t>
+              <w:br/>
+              <w:t xml:space="preserve">  operationTime, // 操作时间戳</w:t>
+              <w:br/>
+              <w:t xml:space="preserve">  type: 'error', // 固定错误</w:t>
+              <w:br/>
+              <w:t xml:space="preserve">  page, // 页面</w:t>
+              <w:br/>
+              <w:t xml:space="preserve">  assistantAccount, // 助理账号</w:t>
+              <w:br/>
+              <w:t xml:space="preserve">  welinkSessionId, // 会话 id</w:t>
               <w:br/>
               <w:t xml:space="preserve">  errorType: 'js_error', // 错误类型</w:t>
               <w:br/>
               <w:t xml:space="preserve">  message, // 错误信息</w:t>
               <w:br/>
-              <w:t xml:space="preserve">  filename, // 报错脚本文件名</w:t>
-              <w:br/>
-              <w:t xml:space="preserve">  lineno, // 报错行号</w:t>
-              <w:br/>
-              <w:t xml:space="preserve">  colno, // 报错列号</w:t>
-              <w:br/>
-              <w:t xml:space="preserve">  stack, // 错误堆栈</w:t>
-              <w:br/>
-              <w:t xml:space="preserve">  assistantAccount, // 当前助理账号</w:t>
-              <w:br/>
-              <w:t xml:space="preserve">  welinkSessionId, // 当前会话 id</w:t>
-              <w:br/>
-              <w:t xml:space="preserve">  operationTime // 触发时间戳</w:t>
+              <w:t xml:space="preserve">  filename, // 文件名</w:t>
+              <w:br/>
+              <w:t xml:space="preserve">  lineno, // 行号</w:t>
+              <w:br/>
+              <w:t xml:space="preserve">  colno, // 列号</w:t>
+              <w:br/>
+              <w:t xml:space="preserve">  stack // 堆栈，已做截断</w:t>
               <w:br/>
               <w:t>}</w:t>
             </w:r>
@@ -2346,701 +1774,145 @@
         <w:rPr>
           <w:rFonts w:ascii="Arial" w:hAnsi="Arial"/>
         </w:rPr>
-        <w:t>新增埋码字段说明</w:t>
+        <w:t>页面 / 模块对应关系</w:t>
       </w:r>
     </w:p>
     <w:p>
       <w:pPr>
-        <w:pStyle w:val="Heading2"/>
-        <w:spacing w:before="120" w:after="80"/>
+        <w:pStyle w:val="ListBullet"/>
+        <w:spacing w:after="40"/>
       </w:pPr>
       <w:r>
-        <w:rPr>
-          <w:rFonts w:ascii="Arial" w:hAnsi="Arial"/>
-        </w:rPr>
-        <w:t>接口类埋码公共字段</w:t>
+        <w:t>`activateAssistant.tsx`</w:t>
       </w:r>
     </w:p>
-    <w:tbl>
-      <w:tblPr>
-        <w:tblW w:type="auto" w:w="0"/>
-        <w:jc w:val="left"/>
-        <w:tblLayout w:type="autofit"/>
-        <w:tblLook w:firstColumn="1" w:firstRow="1" w:lastColumn="0" w:lastRow="0" w:noHBand="0" w:noVBand="1" w:val="04A0"/>
-      </w:tblPr>
-      <w:tblGrid>
-        <w:gridCol w:w="10224"/>
-      </w:tblGrid>
-      <w:tr>
-        <w:tc>
-          <w:tcPr>
-            <w:tcW w:type="dxa" w:w="10224"/>
-            <w:shd w:fill="F5F5F5"/>
-          </w:tcPr>
-          <w:p>
-            <w:pPr>
-              <w:spacing w:after="0"/>
-            </w:pPr>
-            <w:r>
-              <w:rPr>
-                <w:rFonts w:ascii="Consolas" w:hAnsi="Consolas"/>
-                <w:sz w:val="18"/>
-              </w:rPr>
-              <w:t>{</w:t>
-              <w:br/>
-            </w:r>
-            <w:r>
-              <w:rPr>
-                <w:rFonts w:ascii="Consolas" w:hAnsi="Consolas"/>
-                <w:sz w:val="18"/>
-              </w:rPr>
-              <w:t xml:space="preserve">  clientType?: string, // 端类型；从 HWH5.getDeviceInfo().osType 获取</w:t>
-              <w:br/>
-            </w:r>
-            <w:r>
-              <w:rPr>
-                <w:rFonts w:ascii="Consolas" w:hAnsi="Consolas"/>
-                <w:sz w:val="18"/>
-              </w:rPr>
-              <w:t xml:space="preserve">  versionName?: string, // 应用版本名称；从 HWH5.getAppInfo().versionName 获取</w:t>
-              <w:br/>
-            </w:r>
-            <w:r>
-              <w:rPr>
-                <w:rFonts w:ascii="Consolas" w:hAnsi="Consolas"/>
-                <w:sz w:val="18"/>
-              </w:rPr>
-              <w:t xml:space="preserve">  environment?: string, // 环境；从 HWH5.getAppInfo().environment 获取</w:t>
-              <w:br/>
-            </w:r>
-            <w:r>
-              <w:rPr>
-                <w:rFonts w:ascii="Consolas" w:hAnsi="Consolas"/>
-                <w:sz w:val="18"/>
-              </w:rPr>
-              <w:t xml:space="preserve">  type: 'ok' \| 'error', // 接口结果标识；成功固定为 'ok'，失败固定为 'error'</w:t>
-              <w:br/>
-            </w:r>
-            <w:r>
-              <w:rPr>
-                <w:rFonts w:ascii="Consolas" w:hAnsi="Consolas"/>
-                <w:sz w:val="18"/>
-              </w:rPr>
-              <w:t xml:space="preserve">  request: {</w:t>
-              <w:br/>
-            </w:r>
-            <w:r>
-              <w:rPr>
-                <w:rFonts w:ascii="Consolas" w:hAnsi="Consolas"/>
-                <w:sz w:val="18"/>
-              </w:rPr>
-              <w:t xml:space="preserve">    // 接口请求入参，按接口实际透传的关键字段上报</w:t>
-              <w:br/>
-            </w:r>
-            <w:r>
-              <w:rPr>
-                <w:rFonts w:ascii="Consolas" w:hAnsi="Consolas"/>
-                <w:sz w:val="18"/>
-              </w:rPr>
-              <w:t xml:space="preserve">  },</w:t>
-              <w:br/>
-            </w:r>
-            <w:r>
-              <w:rPr>
-                <w:rFonts w:ascii="Consolas" w:hAnsi="Consolas"/>
-                <w:sz w:val="18"/>
-              </w:rPr>
-              <w:t xml:space="preserve">  response: {</w:t>
-              <w:br/>
-            </w:r>
-            <w:r>
-              <w:rPr>
-                <w:rFonts w:ascii="Consolas" w:hAnsi="Consolas"/>
-                <w:sz w:val="18"/>
-              </w:rPr>
-              <w:t xml:space="preserve">    // 接口成功后的关键返回字段；失败时可不传</w:t>
-              <w:br/>
-            </w:r>
-            <w:r>
-              <w:rPr>
-                <w:rFonts w:ascii="Consolas" w:hAnsi="Consolas"/>
-                <w:sz w:val="18"/>
-              </w:rPr>
-              <w:t xml:space="preserve">  },</w:t>
-              <w:br/>
-            </w:r>
-            <w:r>
-              <w:rPr>
-                <w:rFonts w:ascii="Consolas" w:hAnsi="Consolas"/>
-                <w:sz w:val="18"/>
-              </w:rPr>
-              <w:t xml:space="preserve">  errorCode?: string, // 接口失败码；无明确错误码可不传</w:t>
-              <w:br/>
-            </w:r>
-            <w:r>
-              <w:rPr>
-                <w:rFonts w:ascii="Consolas" w:hAnsi="Consolas"/>
-                <w:sz w:val="18"/>
-              </w:rPr>
-              <w:t xml:space="preserve">  errorMessage?: string, // 接口失败信息；建议截断，避免过长</w:t>
-              <w:br/>
-            </w:r>
-            <w:r>
-              <w:rPr>
-                <w:rFonts w:ascii="Consolas" w:hAnsi="Consolas"/>
-                <w:sz w:val="18"/>
-              </w:rPr>
-              <w:t>}</w:t>
-            </w:r>
-          </w:p>
-        </w:tc>
-      </w:tr>
-    </w:tbl>
-    <w:p/>
     <w:p>
       <w:pPr>
-        <w:pStyle w:val="Heading2"/>
-        <w:spacing w:before="120" w:after="80"/>
+        <w:spacing w:after="80"/>
       </w:pPr>
       <w:r>
-        <w:rPr>
-          <w:rFonts w:ascii="Arial" w:hAnsi="Arial"/>
-        </w:rPr>
-        <w:t>接口类字段补充说明</w:t>
+        <w:t>- `activate_select_assistant_click`</w:t>
       </w:r>
     </w:p>
-    <w:tbl>
-      <w:tblPr>
-        <w:tblW w:type="auto" w:w="0"/>
-        <w:jc w:val="left"/>
-        <w:tblLayout w:type="autofit"/>
-        <w:tblLook w:firstColumn="1" w:firstRow="1" w:lastColumn="0" w:lastRow="0" w:noHBand="0" w:noVBand="1" w:val="04A0"/>
-      </w:tblPr>
-      <w:tblGrid>
-        <w:gridCol w:w="10224"/>
-      </w:tblGrid>
-      <w:tr>
-        <w:tc>
-          <w:tcPr>
-            <w:tcW w:type="dxa" w:w="10224"/>
-            <w:shd w:fill="F5F5F5"/>
-          </w:tcPr>
-          <w:p>
-            <w:pPr>
-              <w:spacing w:after="0"/>
-            </w:pPr>
-            <w:r>
-              <w:rPr>
-                <w:rFonts w:ascii="Consolas" w:hAnsi="Consolas"/>
-                <w:sz w:val="18"/>
-              </w:rPr>
-              <w:t>{</w:t>
-              <w:br/>
-            </w:r>
-            <w:r>
-              <w:rPr>
-                <w:rFonts w:ascii="Consolas" w:hAnsi="Consolas"/>
-                <w:sz w:val="18"/>
-              </w:rPr>
-              <w:t xml:space="preserve">  assistantAccount?: string, // 助理账号</w:t>
-              <w:br/>
-            </w:r>
-            <w:r>
-              <w:rPr>
-                <w:rFonts w:ascii="Consolas" w:hAnsi="Consolas"/>
-                <w:sz w:val="18"/>
-              </w:rPr>
-              <w:t xml:space="preserve">  businessSessionDomain?: string, // 会话域，例如 miniapp / skill</w:t>
-              <w:br/>
-            </w:r>
-            <w:r>
-              <w:rPr>
-                <w:rFonts w:ascii="Consolas" w:hAnsi="Consolas"/>
-                <w:sz w:val="18"/>
-              </w:rPr>
-              <w:t xml:space="preserve">  businessSessionType?: string, // 会话类型，例如 direct</w:t>
-              <w:br/>
-            </w:r>
-            <w:r>
-              <w:rPr>
-                <w:rFonts w:ascii="Consolas" w:hAnsi="Consolas"/>
-                <w:sz w:val="18"/>
-              </w:rPr>
-              <w:t xml:space="preserve">  businessSessionId?: string, // 业务侧会话标识</w:t>
-              <w:br/>
-            </w:r>
-            <w:r>
-              <w:rPr>
-                <w:rFonts w:ascii="Consolas" w:hAnsi="Consolas"/>
-                <w:sz w:val="18"/>
-              </w:rPr>
-              <w:t xml:space="preserve">  ak?: string, // 助理 appKey 或 ak</w:t>
-              <w:br/>
-            </w:r>
-            <w:r>
-              <w:rPr>
-                <w:rFonts w:ascii="Consolas" w:hAnsi="Consolas"/>
-                <w:sz w:val="18"/>
-              </w:rPr>
-              <w:t xml:space="preserve">  welinkSessionId?: string, // 会话 id</w:t>
-              <w:br/>
-            </w:r>
-            <w:r>
-              <w:rPr>
-                <w:rFonts w:ascii="Consolas" w:hAnsi="Consolas"/>
-                <w:sz w:val="18"/>
-              </w:rPr>
-              <w:t xml:space="preserve">  page?: number, // 分页页码</w:t>
-              <w:br/>
-            </w:r>
-            <w:r>
-              <w:rPr>
-                <w:rFonts w:ascii="Consolas" w:hAnsi="Consolas"/>
-                <w:sz w:val="18"/>
-              </w:rPr>
-              <w:t xml:space="preserve">  size?: number, // 分页大小</w:t>
-              <w:br/>
-            </w:r>
-            <w:r>
-              <w:rPr>
-                <w:rFonts w:ascii="Consolas" w:hAnsi="Consolas"/>
-                <w:sz w:val="18"/>
-              </w:rPr>
-              <w:t xml:space="preserve">  beforeSeq?: number, // 历史消息游标</w:t>
-              <w:br/>
-            </w:r>
-            <w:r>
-              <w:rPr>
-                <w:rFonts w:ascii="Consolas" w:hAnsi="Consolas"/>
-                <w:sz w:val="18"/>
-              </w:rPr>
-              <w:t xml:space="preserve">  pageNumber?: number, // 列表页码</w:t>
-              <w:br/>
-            </w:r>
-            <w:r>
-              <w:rPr>
-                <w:rFonts w:ascii="Consolas" w:hAnsi="Consolas"/>
-                <w:sz w:val="18"/>
-              </w:rPr>
-              <w:t xml:space="preserve">  pageSize?: number, // 列表每页数量</w:t>
-              <w:br/>
-            </w:r>
-            <w:r>
-              <w:rPr>
-                <w:rFonts w:ascii="Consolas" w:hAnsi="Consolas"/>
-                <w:sz w:val="18"/>
-              </w:rPr>
-              <w:t xml:space="preserve">  contentLength?: number, // 用户输入长度，不上报原文</w:t>
-              <w:br/>
-            </w:r>
-            <w:r>
-              <w:rPr>
-                <w:rFonts w:ascii="Consolas" w:hAnsi="Consolas"/>
-                <w:sz w:val="18"/>
-              </w:rPr>
-              <w:t xml:space="preserve">  toolCallId?: string, // 工具调用 id</w:t>
-              <w:br/>
-            </w:r>
-            <w:r>
-              <w:rPr>
-                <w:rFonts w:ascii="Consolas" w:hAnsi="Consolas"/>
-                <w:sz w:val="18"/>
-              </w:rPr>
-              <w:t xml:space="preserve">  questionId?: string, // 问题卡片 id</w:t>
-              <w:br/>
-            </w:r>
-            <w:r>
-              <w:rPr>
-                <w:rFonts w:ascii="Consolas" w:hAnsi="Consolas"/>
-                <w:sz w:val="18"/>
-              </w:rPr>
-              <w:t xml:space="preserve">  subagentSessionId?: string, // subagent 会话 id</w:t>
-              <w:br/>
-            </w:r>
-            <w:r>
-              <w:rPr>
-                <w:rFonts w:ascii="Consolas" w:hAnsi="Consolas"/>
-                <w:sz w:val="18"/>
-              </w:rPr>
-              <w:t xml:space="preserve">  permId?: string, // 权限 id</w:t>
-              <w:br/>
-            </w:r>
-            <w:r>
-              <w:rPr>
-                <w:rFonts w:ascii="Consolas" w:hAnsi="Consolas"/>
-                <w:sz w:val="18"/>
-              </w:rPr>
-              <w:t xml:space="preserve">  response?: 'once' | 'always' | 'reject', // 权限回复结果</w:t>
-              <w:br/>
-            </w:r>
-            <w:r>
-              <w:rPr>
-                <w:rFonts w:ascii="Consolas" w:hAnsi="Consolas"/>
-                <w:sz w:val="18"/>
-              </w:rPr>
-              <w:t xml:space="preserve">  name?: string, // 助理名称；如有敏感顾虑可不上报</w:t>
-              <w:br/>
-            </w:r>
-            <w:r>
-              <w:rPr>
-                <w:rFonts w:ascii="Consolas" w:hAnsi="Consolas"/>
-                <w:sz w:val="18"/>
-              </w:rPr>
-              <w:t xml:space="preserve">  descriptionLength?: number, // 助理描述长度，不上报原文</w:t>
-              <w:br/>
-            </w:r>
-            <w:r>
-              <w:rPr>
-                <w:rFonts w:ascii="Consolas" w:hAnsi="Consolas"/>
-                <w:sz w:val="18"/>
-              </w:rPr>
-              <w:t xml:space="preserve">  bizRobotId?: string, // 内置助手类型 id</w:t>
-              <w:br/>
-            </w:r>
-            <w:r>
-              <w:rPr>
-                <w:rFonts w:ascii="Consolas" w:hAnsi="Consolas"/>
-                <w:sz w:val="18"/>
-              </w:rPr>
-              <w:t xml:space="preserve">  qrcode?: string, // 二维码标识；如过于敏感可改为脱敏值</w:t>
-              <w:br/>
-            </w:r>
-            <w:r>
-              <w:rPr>
-                <w:rFonts w:ascii="Consolas" w:hAnsi="Consolas"/>
-                <w:sz w:val="18"/>
-              </w:rPr>
-              <w:t xml:space="preserve">  expireTime?: string, // 二维码过期时间</w:t>
-              <w:br/>
-            </w:r>
-            <w:r>
-              <w:rPr>
-                <w:rFonts w:ascii="Consolas" w:hAnsi="Consolas"/>
-                <w:sz w:val="18"/>
-              </w:rPr>
-              <w:t xml:space="preserve">  weCrewType?: number, // 助理类型，内部/外部</w:t>
-              <w:br/>
-            </w:r>
-            <w:r>
-              <w:rPr>
-                <w:rFonts w:ascii="Consolas" w:hAnsi="Consolas"/>
-                <w:sz w:val="18"/>
-              </w:rPr>
-              <w:t xml:space="preserve">  sessionCount?: number, // 历史会话数量</w:t>
-              <w:br/>
-            </w:r>
-            <w:r>
-              <w:rPr>
-                <w:rFonts w:ascii="Consolas" w:hAnsi="Consolas"/>
-                <w:sz w:val="18"/>
-              </w:rPr>
-              <w:t xml:space="preserve">  latestWelinkSessionId?: string, // 最新会话 id</w:t>
-              <w:br/>
-            </w:r>
-            <w:r>
-              <w:rPr>
-                <w:rFonts w:ascii="Consolas" w:hAnsi="Consolas"/>
-                <w:sz w:val="18"/>
-              </w:rPr>
-              <w:t xml:space="preserve">  messageCount?: number, // 历史消息数量</w:t>
-              <w:br/>
-            </w:r>
-            <w:r>
-              <w:rPr>
-                <w:rFonts w:ascii="Consolas" w:hAnsi="Consolas"/>
-                <w:sz w:val="18"/>
-              </w:rPr>
-              <w:t xml:space="preserve">  nextBeforeSeq?: number, // 下一页游标</w:t>
-              <w:br/>
-            </w:r>
-            <w:r>
-              <w:rPr>
-                <w:rFonts w:ascii="Consolas" w:hAnsi="Consolas"/>
-                <w:sz w:val="18"/>
-              </w:rPr>
-              <w:t xml:space="preserve">  messageId?: string, // 新发送消息 id</w:t>
-              <w:br/>
-            </w:r>
-            <w:r>
-              <w:rPr>
-                <w:rFonts w:ascii="Consolas" w:hAnsi="Consolas"/>
-                <w:sz w:val="18"/>
-              </w:rPr>
-              <w:t xml:space="preserve">  permissionId?: string, // 权限结果中的权限 id</w:t>
-              <w:br/>
-            </w:r>
-            <w:r>
-              <w:rPr>
-                <w:rFonts w:ascii="Consolas" w:hAnsi="Consolas"/>
-                <w:sz w:val="18"/>
-              </w:rPr>
-              <w:t xml:space="preserve">  robotId?: string, // 创建助理后的 robotId</w:t>
-              <w:br/>
-            </w:r>
-            <w:r>
-              <w:rPr>
-                <w:rFonts w:ascii="Consolas" w:hAnsi="Consolas"/>
-                <w:sz w:val="18"/>
-              </w:rPr>
-              <w:t xml:space="preserve">  isInternalAssistant?: boolean, // 是否为内置助手</w:t>
-              <w:br/>
-            </w:r>
-            <w:r>
-              <w:rPr>
-                <w:rFonts w:ascii="Consolas" w:hAnsi="Consolas"/>
-                <w:sz w:val="18"/>
-              </w:rPr>
-              <w:t xml:space="preserve">  expired?: boolean, // 二维码是否已过期</w:t>
-              <w:br/>
-            </w:r>
-            <w:r>
-              <w:rPr>
-                <w:rFonts w:ascii="Consolas" w:hAnsi="Consolas"/>
-                <w:sz w:val="18"/>
-              </w:rPr>
-              <w:t xml:space="preserve">  detailCount?: number, // 助理详情返回数量</w:t>
-              <w:br/>
-            </w:r>
-            <w:r>
-              <w:rPr>
-                <w:rFonts w:ascii="Consolas" w:hAnsi="Consolas"/>
-                <w:sz w:val="18"/>
-              </w:rPr>
-              <w:t xml:space="preserve">  listCount?: number, // 助理列表返回数量</w:t>
-              <w:br/>
-            </w:r>
-            <w:r>
-              <w:rPr>
-                <w:rFonts w:ascii="Consolas" w:hAnsi="Consolas"/>
-                <w:sz w:val="18"/>
-              </w:rPr>
-              <w:t xml:space="preserve">  hasMyAgent?: boolean, // 是否包含专属助手</w:t>
-              <w:br/>
-            </w:r>
-            <w:r>
-              <w:rPr>
-                <w:rFonts w:ascii="Consolas" w:hAnsi="Consolas"/>
-                <w:sz w:val="18"/>
-              </w:rPr>
-              <w:t xml:space="preserve">  bizRobotTag?: string, // 助理标签</w:t>
-              <w:br/>
-            </w:r>
-            <w:r>
-              <w:rPr>
-                <w:rFonts w:ascii="Consolas" w:hAnsi="Consolas"/>
-                <w:sz w:val="18"/>
-              </w:rPr>
-              <w:t xml:space="preserve">  status?: string, // 接口返回状态</w:t>
-              <w:br/>
-            </w:r>
-            <w:r>
-              <w:rPr>
-                <w:rFonts w:ascii="Consolas" w:hAnsi="Consolas"/>
-                <w:sz w:val="18"/>
-              </w:rPr>
-              <w:t>}</w:t>
-            </w:r>
-          </w:p>
-        </w:tc>
-      </w:tr>
-    </w:tbl>
-    <w:p/>
     <w:p>
       <w:pPr>
-        <w:pStyle w:val="Heading2"/>
-        <w:spacing w:before="120" w:after="80"/>
+        <w:pStyle w:val="ListBullet"/>
+        <w:spacing w:after="40"/>
       </w:pPr>
       <w:r>
-        <w:rPr>
-          <w:rFonts w:ascii="Arial" w:hAnsi="Arial"/>
-        </w:rPr>
-        <w:t>通用字段说明</w:t>
+        <w:t>`selectAssistant.tsx`</w:t>
       </w:r>
     </w:p>
-    <w:tbl>
-      <w:tblPr>
-        <w:tblW w:type="auto" w:w="0"/>
-        <w:jc w:val="left"/>
-        <w:tblLayout w:type="autofit"/>
-        <w:tblLook w:firstColumn="1" w:firstRow="1" w:lastColumn="0" w:lastRow="0" w:noHBand="0" w:noVBand="1" w:val="04A0"/>
-      </w:tblPr>
-      <w:tblGrid>
-        <w:gridCol w:w="10224"/>
-      </w:tblGrid>
-      <w:tr>
-        <w:tc>
-          <w:tcPr>
-            <w:tcW w:type="dxa" w:w="10224"/>
-            <w:shd w:fill="F5F5F5"/>
-          </w:tcPr>
-          <w:p>
-            <w:pPr>
-              <w:spacing w:after="0"/>
-            </w:pPr>
-            <w:r>
-              <w:rPr>
-                <w:rFonts w:ascii="Consolas" w:hAnsi="Consolas"/>
-                <w:sz w:val="18"/>
-              </w:rPr>
-              <w:t>{</w:t>
-              <w:br/>
-            </w:r>
-            <w:r>
-              <w:rPr>
-                <w:rFonts w:ascii="Consolas" w:hAnsi="Consolas"/>
-                <w:sz w:val="18"/>
-              </w:rPr>
-              <w:t xml:space="preserve">  page?: string, // 页面标识，例如 weAgentCUI / assistantDetail / skillCUI</w:t>
-              <w:br/>
-            </w:r>
-            <w:r>
-              <w:rPr>
-                <w:rFonts w:ascii="Consolas" w:hAnsi="Consolas"/>
-                <w:sz w:val="18"/>
-              </w:rPr>
-              <w:t xml:space="preserve">  clientType?: string, // 端类型；从 HWH5.getDeviceInfo().osType 获取</w:t>
-              <w:br/>
-            </w:r>
-            <w:r>
-              <w:rPr>
-                <w:rFonts w:ascii="Consolas" w:hAnsi="Consolas"/>
-                <w:sz w:val="18"/>
-              </w:rPr>
-              <w:t xml:space="preserve">  versionName?: string, // 应用版本名称；从 HWH5.getAppInfo().versionName 获取</w:t>
-              <w:br/>
-            </w:r>
-            <w:r>
-              <w:rPr>
-                <w:rFonts w:ascii="Consolas" w:hAnsi="Consolas"/>
-                <w:sz w:val="18"/>
-              </w:rPr>
-              <w:t xml:space="preserve">  environment?: string, // 环境；从 HWH5.getAppInfo().environment 获取</w:t>
-              <w:br/>
-            </w:r>
-            <w:r>
-              <w:rPr>
-                <w:rFonts w:ascii="Consolas" w:hAnsi="Consolas"/>
-                <w:sz w:val="18"/>
-              </w:rPr>
-              <w:t xml:space="preserve">  entry?: string, // 入口来源，当前固定为 WeAgent</w:t>
-              <w:br/>
-            </w:r>
-            <w:r>
-              <w:rPr>
-                <w:rFonts w:ascii="Consolas" w:hAnsi="Consolas"/>
-                <w:sz w:val="18"/>
-              </w:rPr>
-              <w:t xml:space="preserve">  operationTime?: number, // 触发时间戳，单位 ms</w:t>
-              <w:br/>
-            </w:r>
-            <w:r>
-              <w:rPr>
-                <w:rFonts w:ascii="Consolas" w:hAnsi="Consolas"/>
-                <w:sz w:val="18"/>
-              </w:rPr>
-              <w:t xml:space="preserve">  partnerAccount?: string, // 助理 partnerAccount</w:t>
-              <w:br/>
-            </w:r>
-            <w:r>
-              <w:rPr>
-                <w:rFonts w:ascii="Consolas" w:hAnsi="Consolas"/>
-                <w:sz w:val="18"/>
-              </w:rPr>
-              <w:t xml:space="preserve">  messageType?: string, // 消息类型，例如 text.delta / text.done / question / permission.ask</w:t>
-              <w:br/>
-            </w:r>
-            <w:r>
-              <w:rPr>
-                <w:rFonts w:ascii="Consolas" w:hAnsi="Consolas"/>
-                <w:sz w:val="18"/>
-              </w:rPr>
-              <w:t xml:space="preserve">  deliveryMode?: string, // 消息投递模式，例如 realtime / replay</w:t>
-              <w:br/>
-            </w:r>
-            <w:r>
-              <w:rPr>
-                <w:rFonts w:ascii="Consolas" w:hAnsi="Consolas"/>
-                <w:sz w:val="18"/>
-              </w:rPr>
-              <w:t xml:space="preserve">  role?: string, // 消息角色，例如 assistant / user / tool</w:t>
-              <w:br/>
-            </w:r>
-            <w:r>
-              <w:rPr>
-                <w:rFonts w:ascii="Consolas" w:hAnsi="Consolas"/>
-                <w:sz w:val="18"/>
-              </w:rPr>
-              <w:t xml:space="preserve">  permType?: string, // 权限类型，例如 file_write / command / network</w:t>
-              <w:br/>
-            </w:r>
-            <w:r>
-              <w:rPr>
-                <w:rFonts w:ascii="Consolas" w:hAnsi="Consolas"/>
-                <w:sz w:val="18"/>
-              </w:rPr>
-              <w:t xml:space="preserve">  finishReason?: string, // AI 回复结束原因，例如 done / stopped / error</w:t>
-              <w:br/>
-            </w:r>
-            <w:r>
-              <w:rPr>
-                <w:rFonts w:ascii="Consolas" w:hAnsi="Consolas"/>
-                <w:sz w:val="18"/>
-              </w:rPr>
-              <w:t xml:space="preserve">  errorType?: string, // 浏览器异常类型，例如 js_error</w:t>
-              <w:br/>
-            </w:r>
-            <w:r>
-              <w:rPr>
-                <w:rFonts w:ascii="Consolas" w:hAnsi="Consolas"/>
-                <w:sz w:val="18"/>
-              </w:rPr>
-              <w:t xml:space="preserve">  message?: string, // 错误摘要或提示信息</w:t>
-              <w:br/>
-            </w:r>
-            <w:r>
-              <w:rPr>
-                <w:rFonts w:ascii="Consolas" w:hAnsi="Consolas"/>
-                <w:sz w:val="18"/>
-              </w:rPr>
-              <w:t xml:space="preserve">  filename?: string, // 报错脚本文件名</w:t>
-              <w:br/>
-            </w:r>
-            <w:r>
-              <w:rPr>
-                <w:rFonts w:ascii="Consolas" w:hAnsi="Consolas"/>
-                <w:sz w:val="18"/>
-              </w:rPr>
-              <w:t xml:space="preserve">  lineno?: number, // 报错行号</w:t>
-              <w:br/>
-            </w:r>
-            <w:r>
-              <w:rPr>
-                <w:rFonts w:ascii="Consolas" w:hAnsi="Consolas"/>
-                <w:sz w:val="18"/>
-              </w:rPr>
-              <w:t xml:space="preserve">  colno?: number, // 报错列号</w:t>
-              <w:br/>
-            </w:r>
-            <w:r>
-              <w:rPr>
-                <w:rFonts w:ascii="Consolas" w:hAnsi="Consolas"/>
-                <w:sz w:val="18"/>
-              </w:rPr>
-              <w:t xml:space="preserve">  stack?: string, // 错误堆栈；建议截断</w:t>
-              <w:br/>
-            </w:r>
-            <w:r>
-              <w:rPr>
-                <w:rFonts w:ascii="Consolas" w:hAnsi="Consolas"/>
-                <w:sz w:val="18"/>
-              </w:rPr>
-              <w:t>}</w:t>
-            </w:r>
-          </w:p>
-        </w:tc>
-      </w:tr>
-    </w:tbl>
-    <w:p/>
+    <w:p>
+      <w:pPr>
+        <w:spacing w:after="80"/>
+      </w:pPr>
+      <w:r>
+        <w:t>- `select_assistant_create_click` - `select_assistant_start_click`</w:t>
+      </w:r>
+    </w:p>
+    <w:p>
+      <w:pPr>
+        <w:pStyle w:val="ListBullet"/>
+        <w:spacing w:after="40"/>
+      </w:pPr>
+      <w:r>
+        <w:t>`switchAssistant.tsx`</w:t>
+      </w:r>
+    </w:p>
+    <w:p>
+      <w:pPr>
+        <w:spacing w:after="80"/>
+      </w:pPr>
+      <w:r>
+        <w:t>- `switch_assistant_confirm_click`</w:t>
+      </w:r>
+    </w:p>
+    <w:p>
+      <w:pPr>
+        <w:pStyle w:val="ListBullet"/>
+        <w:spacing w:after="40"/>
+      </w:pPr>
+      <w:r>
+        <w:t>`App.tsx`</w:t>
+      </w:r>
+    </w:p>
+    <w:p>
+      <w:pPr>
+        <w:spacing w:after="80"/>
+      </w:pPr>
+      <w:r>
+        <w:t>- `browser_js_error` - `weagent_create_session_click`</w:t>
+      </w:r>
+    </w:p>
+    <w:p>
+      <w:pPr>
+        <w:pStyle w:val="ListBullet"/>
+        <w:spacing w:after="40"/>
+      </w:pPr>
+      <w:r>
+        <w:t>`skillCUI.tsx`</w:t>
+      </w:r>
+    </w:p>
+    <w:p>
+      <w:pPr>
+        <w:spacing w:after="80"/>
+      </w:pPr>
+      <w:r>
+        <w:t>- `browser_js_error`</w:t>
+      </w:r>
+    </w:p>
+    <w:p>
+      <w:pPr>
+        <w:pStyle w:val="ListBullet"/>
+        <w:spacing w:after="40"/>
+      </w:pPr>
+      <w:r>
+        <w:t>`WeAgentHistorySidebar.tsx`</w:t>
+      </w:r>
+    </w:p>
+    <w:p>
+      <w:pPr>
+        <w:spacing w:after="80"/>
+      </w:pPr>
+      <w:r>
+        <w:t>- `weagent_history_click`</w:t>
+      </w:r>
+    </w:p>
+    <w:p>
+      <w:pPr>
+        <w:pStyle w:val="ListBullet"/>
+        <w:spacing w:after="40"/>
+      </w:pPr>
+      <w:r>
+        <w:t>`useChatSession.ts`</w:t>
+      </w:r>
+    </w:p>
+    <w:p>
+      <w:pPr>
+        <w:spacing w:after="80"/>
+      </w:pPr>
+      <w:r>
+        <w:t>- `weagent_send_message_click` - `flow_onmessage_error`</w:t>
+      </w:r>
+    </w:p>
+    <w:p>
+      <w:pPr>
+        <w:pStyle w:val="ListBullet"/>
+        <w:spacing w:after="40"/>
+      </w:pPr>
+      <w:r>
+        <w:t>`hwext.ts` + `uemUtil.ts`</w:t>
+      </w:r>
+    </w:p>
+    <w:p>
+      <w:pPr>
+        <w:spacing w:after="80"/>
+      </w:pPr>
+      <w:r>
+        <w:t>- 所有 `api_*` 接口埋码</w:t>
+      </w:r>
+    </w:p>
     <w:p>
       <w:pPr>
         <w:pStyle w:val="Heading1"/>
@@ -3050,7 +1922,7 @@
         <w:rPr>
           <w:rFonts w:ascii="Arial" w:hAnsi="Arial"/>
         </w:rPr>
-        <w:t>浏览器报错监听方案</w:t>
+        <w:t>已删除，不再保留在当前文档</w:t>
       </w:r>
     </w:p>
     <w:p>
@@ -3058,48 +1930,7 @@
         <w:spacing w:after="80"/>
       </w:pPr>
       <w:r>
-        <w:t>现状： `ai-chat-viewer` 目前主要依赖 `WeLog` 记录接口失败和业务异常，还没有统一监听浏览器全局报错。</w:t>
-      </w:r>
-    </w:p>
-    <w:p>
-      <w:pPr>
-        <w:spacing w:after="80"/>
-      </w:pPr>
-      <w:r>
-        <w:t>建议： 在应用根入口统一注册一次浏览器异常监听，优先放在 `App.tsx` 或更上层的页面初始化入口，避免各页面重复注册。</w:t>
-      </w:r>
-    </w:p>
-    <w:p>
-      <w:pPr>
-        <w:spacing w:after="80"/>
-      </w:pPr>
-      <w:r>
-        <w:t>建议监听范围：</w:t>
-      </w:r>
-    </w:p>
-    <w:p>
-      <w:pPr>
-        <w:pStyle w:val="ListNumber"/>
-        <w:spacing w:after="40"/>
-      </w:pPr>
-      <w:r>
-        <w:t>`window.addEventListener('error', handler)`</w:t>
-      </w:r>
-    </w:p>
-    <w:p>
-      <w:pPr>
-        <w:spacing w:after="80"/>
-      </w:pPr>
-      <w:r>
-        <w:t>用于捕获脚本运行时异常。</w:t>
-      </w:r>
-    </w:p>
-    <w:p>
-      <w:pPr>
-        <w:spacing w:after="80"/>
-      </w:pPr>
-      <w:r>
-        <w:t>建议上报数据：</w:t>
+        <w:t>以下埋码已从代码实现中移除，本方案不再作为当前埋码要求：</w:t>
       </w:r>
     </w:p>
     <w:p>
@@ -3108,7 +1939,7 @@
         <w:spacing w:after="40"/>
       </w:pPr>
       <w:r>
-        <w:t>基础字段：`{ page, clientType, versionName, environment, entry, assistantAccount, welinkSessionId, operationTime }`</w:t>
+        <w:t>`weagent_stop_generate_click`</w:t>
       </w:r>
     </w:p>
     <w:p>
@@ -3117,60 +1948,88 @@
         <w:spacing w:after="40"/>
       </w:pPr>
       <w:r>
-        <w:t>JS 异常：`{ errorType, message, filename, lineno, colno, stack }`</w:t>
+        <w:t>`weagent_send_to_im_click`</w:t>
       </w:r>
     </w:p>
     <w:p>
       <w:pPr>
-        <w:spacing w:after="80"/>
+        <w:pStyle w:val="ListBullet"/>
+        <w:spacing w:after="40"/>
       </w:pPr>
       <w:r>
-        <w:t>建议实现原则：</w:t>
+        <w:t>`weagent_permission_allow_click`</w:t>
       </w:r>
     </w:p>
     <w:p>
       <w:pPr>
-        <w:pStyle w:val="ListNumber"/>
+        <w:pStyle w:val="ListBullet"/>
         <w:spacing w:after="40"/>
       </w:pPr>
       <w:r>
-        <w:t>监听只注册一次，组件卸载时清理，避免重复上报。</w:t>
+        <w:t>`weagent_question_answer_click`</w:t>
       </w:r>
     </w:p>
     <w:p>
       <w:pPr>
-        <w:pStyle w:val="ListNumber"/>
+        <w:pStyle w:val="ListBullet"/>
         <w:spacing w:after="40"/>
       </w:pPr>
       <w:r>
-        <w:t>埋码和 `WeLog` 一起保留。</w:t>
+        <w:t>`flow_chat_init_result`</w:t>
       </w:r>
     </w:p>
     <w:p>
       <w:pPr>
-        <w:pStyle w:val="ListNumber"/>
+        <w:pStyle w:val="ListBullet"/>
         <w:spacing w:after="40"/>
       </w:pPr>
       <w:r>
-        <w:t>对重复报错建议做节流或去重，避免死循环场景刷量。</w:t>
+        <w:t>`flow_create_assistant_result`</w:t>
       </w:r>
     </w:p>
     <w:p>
       <w:pPr>
-        <w:pStyle w:val="ListNumber"/>
+        <w:pStyle w:val="ListBullet"/>
         <w:spacing w:after="40"/>
       </w:pPr>
       <w:r>
-        <w:t>`stack` 建议截断，避免日志和埋码体积过大。</w:t>
+        <w:t>`flow_edit_assistant_result`</w:t>
       </w:r>
     </w:p>
     <w:p>
       <w:pPr>
-        <w:pStyle w:val="ListNumber"/>
+        <w:pStyle w:val="ListBullet"/>
         <w:spacing w:after="40"/>
       </w:pPr>
       <w:r>
-        <w:t>仅上报必要上下文，不上报用户输入全文、token、敏感标识。</w:t>
+        <w:t>`flow_delete_assistant_result`</w:t>
+      </w:r>
+    </w:p>
+    <w:p>
+      <w:pPr>
+        <w:pStyle w:val="ListBullet"/>
+        <w:spacing w:after="40"/>
+      </w:pPr>
+      <w:r>
+        <w:t>`flow_onmessage_start`</w:t>
+      </w:r>
+    </w:p>
+    <w:p>
+      <w:pPr>
+        <w:pStyle w:val="ListBullet"/>
+        <w:spacing w:after="40"/>
+      </w:pPr>
+      <w:r>
+        <w:t>`flow_onmessage_finish`</w:t>
+      </w:r>
+    </w:p>
+    <w:p>
+      <w:pPr>
+        <w:pStyle w:val="ListBullet"/>
+        <w:spacing w:after="40"/>
+      </w:pPr>
+      <w:r>
+        <w:t>`flow_ai_reply_result`</w:t>
       </w:r>
     </w:p>
     <w:p>
@@ -3187,56 +2046,28 @@
     </w:p>
     <w:p>
       <w:pPr>
-        <w:pStyle w:val="ListNumber"/>
+        <w:pStyle w:val="ListBullet"/>
         <w:spacing w:after="40"/>
       </w:pPr>
       <w:r>
-        <w:t>已有埋码以点击类 UEM 和 `WeLog` 为主。</w:t>
+        <w:t>当前文档只描述“代码里已实现”的埋码，不再保留“待新增”列表。</w:t>
       </w:r>
     </w:p>
     <w:p>
       <w:pPr>
-        <w:pStyle w:val="ListNumber"/>
+        <w:pStyle w:val="ListBullet"/>
         <w:spacing w:after="40"/>
       </w:pPr>
       <w:r>
-        <w:t>待新增埋码重点补齐“接口成功 / 失败都要埋码”。</w:t>
+        <w:t>若后续继续补埋码，建议优先沿用现有收口方式：</w:t>
       </w:r>
     </w:p>
     <w:p>
       <w:pPr>
-        <w:pStyle w:val="ListNumber"/>
-        <w:spacing w:after="40"/>
+        <w:spacing w:after="80"/>
       </w:pPr>
       <w:r>
-        <w:t>接口类建议统一走 `hwext.ts` 收口，页面和组件继续保留业务点击与流程埋码。</w:t>
-      </w:r>
-    </w:p>
-    <w:p>
-      <w:pPr>
-        <w:pStyle w:val="ListNumber"/>
-        <w:spacing w:after="40"/>
-      </w:pPr>
-      <w:r>
-        <w:t>浏览器报错监听建议统一走根入口收口，不放到单个业务组件内部。</w:t>
-      </w:r>
-    </w:p>
-    <w:p>
-      <w:pPr>
-        <w:pStyle w:val="ListNumber"/>
-        <w:spacing w:after="40"/>
-      </w:pPr>
-      <w:r>
-        <w:t>建议所有新增埋码默认带上 `clientType`、`versionName`、`environment`、`entry`、`operationTime`，再按场景补充会话、助理、结果字段。</w:t>
-      </w:r>
-    </w:p>
-    <w:p>
-      <w:pPr>
-        <w:pStyle w:val="ListNumber"/>
-        <w:spacing w:after="40"/>
-      </w:pPr>
-      <w:r>
-        <w:t>`versionName` 表示应用版本名称，`environment` 表示当前环境，属于待新增埋码统一公共字段。</w:t>
+        <w:t>- 点击类：`uemUtil.ts` - 接口类：`hwext.ts` 调用 `uemUtil.ts` - 流程类 / 浏览器异常：`telemetry.ts`</w:t>
       </w:r>
     </w:p>
     <w:sectPr>
